--- a/HTML Quick Styler.docx
+++ b/HTML Quick Styler.docx
@@ -73,15 +73,37 @@
         </w:rPr>
         <w:t xml:space="preserve">Submitted to </w:t>
       </w:r>
-      <w:r>
-        <w:rPr>
-          <w:rFonts w:ascii="Times New Roman" w:eastAsia="Times New Roman" w:hAnsi="Times New Roman" w:cs="Times New Roman"/>
-          <w:b/>
-          <w:sz w:val="24"/>
-          <w:szCs w:val="24"/>
-        </w:rPr>
-        <w:t>Manonmaniam Sundaranar</w:t>
-      </w:r>
+      <w:proofErr w:type="spellStart"/>
+      <w:r>
+        <w:rPr>
+          <w:rFonts w:ascii="Times New Roman" w:eastAsia="Times New Roman" w:hAnsi="Times New Roman" w:cs="Times New Roman"/>
+          <w:b/>
+          <w:sz w:val="24"/>
+          <w:szCs w:val="24"/>
+        </w:rPr>
+        <w:t>Manonmaniam</w:t>
+      </w:r>
+      <w:proofErr w:type="spellEnd"/>
+      <w:r>
+        <w:rPr>
+          <w:rFonts w:ascii="Times New Roman" w:eastAsia="Times New Roman" w:hAnsi="Times New Roman" w:cs="Times New Roman"/>
+          <w:b/>
+          <w:sz w:val="24"/>
+          <w:szCs w:val="24"/>
+        </w:rPr>
+        <w:t xml:space="preserve"> </w:t>
+      </w:r>
+      <w:proofErr w:type="spellStart"/>
+      <w:r>
+        <w:rPr>
+          <w:rFonts w:ascii="Times New Roman" w:eastAsia="Times New Roman" w:hAnsi="Times New Roman" w:cs="Times New Roman"/>
+          <w:b/>
+          <w:sz w:val="24"/>
+          <w:szCs w:val="24"/>
+        </w:rPr>
+        <w:t>Sundaranar</w:t>
+      </w:r>
+      <w:proofErr w:type="spellEnd"/>
       <w:r>
         <w:rPr>
           <w:rFonts w:ascii="Times New Roman" w:eastAsia="Times New Roman" w:hAnsi="Times New Roman" w:cs="Times New Roman"/>
@@ -758,15 +780,49 @@
           <w:szCs w:val="24"/>
         </w:rPr>
       </w:pPr>
-      <w:r>
-        <w:rPr>
-          <w:rFonts w:ascii="Times New Roman" w:eastAsia="Times New Roman" w:hAnsi="Times New Roman" w:cs="Times New Roman"/>
-          <w:b/>
-          <w:bCs/>
-          <w:sz w:val="24"/>
-          <w:szCs w:val="24"/>
-        </w:rPr>
-        <w:t xml:space="preserve">Dr.A. Aaisha Nazleem </w:t>
+      <w:proofErr w:type="spellStart"/>
+      <w:r>
+        <w:rPr>
+          <w:rFonts w:ascii="Times New Roman" w:eastAsia="Times New Roman" w:hAnsi="Times New Roman" w:cs="Times New Roman"/>
+          <w:b/>
+          <w:bCs/>
+          <w:sz w:val="24"/>
+          <w:szCs w:val="24"/>
+        </w:rPr>
+        <w:t>Dr.A</w:t>
+      </w:r>
+      <w:proofErr w:type="spellEnd"/>
+      <w:r>
+        <w:rPr>
+          <w:rFonts w:ascii="Times New Roman" w:eastAsia="Times New Roman" w:hAnsi="Times New Roman" w:cs="Times New Roman"/>
+          <w:b/>
+          <w:bCs/>
+          <w:sz w:val="24"/>
+          <w:szCs w:val="24"/>
+        </w:rPr>
+        <w:t xml:space="preserve">. Aaisha </w:t>
+      </w:r>
+      <w:proofErr w:type="spellStart"/>
+      <w:r>
+        <w:rPr>
+          <w:rFonts w:ascii="Times New Roman" w:eastAsia="Times New Roman" w:hAnsi="Times New Roman" w:cs="Times New Roman"/>
+          <w:b/>
+          <w:bCs/>
+          <w:sz w:val="24"/>
+          <w:szCs w:val="24"/>
+        </w:rPr>
+        <w:t>Nazleem</w:t>
+      </w:r>
+      <w:proofErr w:type="spellEnd"/>
+      <w:r>
+        <w:rPr>
+          <w:rFonts w:ascii="Times New Roman" w:eastAsia="Times New Roman" w:hAnsi="Times New Roman" w:cs="Times New Roman"/>
+          <w:b/>
+          <w:bCs/>
+          <w:sz w:val="24"/>
+          <w:szCs w:val="24"/>
+        </w:rPr>
+        <w:t xml:space="preserve"> </w:t>
       </w:r>
     </w:p>
     <w:p>
@@ -784,15 +840,71 @@
           <w:szCs w:val="24"/>
         </w:rPr>
       </w:pPr>
-      <w:r>
-        <w:rPr>
-          <w:rFonts w:ascii="Times New Roman" w:eastAsia="Times New Roman" w:hAnsi="Times New Roman" w:cs="Times New Roman"/>
-          <w:b/>
-          <w:bCs/>
-          <w:sz w:val="24"/>
-          <w:szCs w:val="24"/>
-        </w:rPr>
-        <w:t xml:space="preserve">MCA., M.Phil.,Ph.D </w:t>
+      <w:proofErr w:type="gramStart"/>
+      <w:r>
+        <w:rPr>
+          <w:rFonts w:ascii="Times New Roman" w:eastAsia="Times New Roman" w:hAnsi="Times New Roman" w:cs="Times New Roman"/>
+          <w:b/>
+          <w:bCs/>
+          <w:sz w:val="24"/>
+          <w:szCs w:val="24"/>
+        </w:rPr>
+        <w:t>MCA.,</w:t>
+      </w:r>
+      <w:proofErr w:type="gramEnd"/>
+      <w:r>
+        <w:rPr>
+          <w:rFonts w:ascii="Times New Roman" w:eastAsia="Times New Roman" w:hAnsi="Times New Roman" w:cs="Times New Roman"/>
+          <w:b/>
+          <w:bCs/>
+          <w:sz w:val="24"/>
+          <w:szCs w:val="24"/>
+        </w:rPr>
+        <w:t xml:space="preserve"> </w:t>
+      </w:r>
+      <w:proofErr w:type="gramStart"/>
+      <w:r>
+        <w:rPr>
+          <w:rFonts w:ascii="Times New Roman" w:eastAsia="Times New Roman" w:hAnsi="Times New Roman" w:cs="Times New Roman"/>
+          <w:b/>
+          <w:bCs/>
+          <w:sz w:val="24"/>
+          <w:szCs w:val="24"/>
+        </w:rPr>
+        <w:t>M.Phil.,</w:t>
+      </w:r>
+      <w:proofErr w:type="spellStart"/>
+      <w:r>
+        <w:rPr>
+          <w:rFonts w:ascii="Times New Roman" w:eastAsia="Times New Roman" w:hAnsi="Times New Roman" w:cs="Times New Roman"/>
+          <w:b/>
+          <w:bCs/>
+          <w:sz w:val="24"/>
+          <w:szCs w:val="24"/>
+        </w:rPr>
+        <w:t>Ph</w:t>
+      </w:r>
+      <w:proofErr w:type="gramEnd"/>
+      <w:r>
+        <w:rPr>
+          <w:rFonts w:ascii="Times New Roman" w:eastAsia="Times New Roman" w:hAnsi="Times New Roman" w:cs="Times New Roman"/>
+          <w:b/>
+          <w:bCs/>
+          <w:sz w:val="24"/>
+          <w:szCs w:val="24"/>
+        </w:rPr>
+        <w:t>.D</w:t>
+      </w:r>
+      <w:proofErr w:type="spellEnd"/>
+      <w:r>
+        <w:rPr>
+          <w:rFonts w:ascii="Times New Roman" w:eastAsia="Times New Roman" w:hAnsi="Times New Roman" w:cs="Times New Roman"/>
+          <w:b/>
+          <w:bCs/>
+          <w:sz w:val="24"/>
+          <w:szCs w:val="24"/>
+        </w:rPr>
+        <w:t xml:space="preserve"> </w:t>
       </w:r>
       <w:r>
         <w:rPr>
@@ -1099,6 +1211,26 @@
       <w:pPr>
         <w:jc w:val="center"/>
         <w:rPr>
+          <w:rFonts w:ascii="Times New Roman" w:eastAsia="Times New Roman" w:hAnsi="Times New Roman" w:cs="Times New Roman"/>
+          <w:b/>
+          <w:sz w:val="36"/>
+          <w:szCs w:val="36"/>
+        </w:rPr>
+      </w:pPr>
+      <w:r>
+        <w:rPr>
+          <w:rFonts w:ascii="Times New Roman" w:eastAsia="Times New Roman" w:hAnsi="Times New Roman" w:cs="Times New Roman"/>
+          <w:b/>
+          <w:sz w:val="36"/>
+          <w:szCs w:val="36"/>
+        </w:rPr>
+        <w:lastRenderedPageBreak/>
+        <w:t>TABLE OF CONTENTS</w:t>
+      </w:r>
+    </w:p>
+    <w:p>
+      <w:pPr>
+        <w:rPr>
           <w:rFonts w:ascii="Times New Roman" w:hAnsi="Times New Roman" w:cs="Times New Roman"/>
           <w:b/>
           <w:spacing w:val="-2"/>
@@ -1106,795 +1238,6 @@
           <w:szCs w:val="18"/>
         </w:rPr>
       </w:pPr>
-      <w:r>
-        <w:rPr>
-          <w:rFonts w:ascii="Times New Roman" w:hAnsi="Times New Roman" w:cs="Times New Roman"/>
-          <w:b/>
-          <w:spacing w:val="-2"/>
-          <w:sz w:val="28"/>
-          <w:szCs w:val="18"/>
-        </w:rPr>
-        <w:lastRenderedPageBreak/>
-        <w:t>CERTIFICATE</w:t>
-      </w:r>
-    </w:p>
-    <w:p>
-      <w:pPr>
-        <w:rPr>
-          <w:b/>
-          <w:spacing w:val="-2"/>
-          <w:sz w:val="36"/>
-        </w:rPr>
-      </w:pPr>
-    </w:p>
-    <w:p>
-      <w:pPr>
-        <w:rPr>
-          <w:b/>
-          <w:spacing w:val="-2"/>
-          <w:sz w:val="36"/>
-        </w:rPr>
-      </w:pPr>
-    </w:p>
-    <w:p>
-      <w:pPr>
-        <w:spacing w:line="360" w:lineRule="auto"/>
-        <w:ind w:firstLine="720"/>
-        <w:jc w:val="both"/>
-        <w:rPr>
-          <w:rFonts w:ascii="Times New Roman" w:hAnsi="Times New Roman" w:cs="Times New Roman"/>
-          <w:bCs/>
-          <w:spacing w:val="-2"/>
-          <w:sz w:val="26"/>
-          <w:szCs w:val="26"/>
-        </w:rPr>
-      </w:pPr>
-      <w:r>
-        <w:rPr>
-          <w:rFonts w:ascii="Times New Roman" w:hAnsi="Times New Roman" w:cs="Times New Roman"/>
-          <w:bCs/>
-          <w:spacing w:val="-2"/>
-          <w:sz w:val="26"/>
-          <w:szCs w:val="26"/>
-        </w:rPr>
-        <w:t xml:space="preserve">This is to certify that the project entitled as </w:t>
-      </w:r>
-      <w:r>
-        <w:rPr>
-          <w:rFonts w:ascii="Times New Roman" w:hAnsi="Times New Roman" w:cs="Times New Roman"/>
-          <w:b/>
-          <w:spacing w:val="-2"/>
-          <w:sz w:val="26"/>
-          <w:szCs w:val="26"/>
-        </w:rPr>
-        <w:t>“</w:t>
-      </w:r>
-      <w:r>
-        <w:rPr>
-          <w:rFonts w:ascii="Times New Roman" w:hAnsi="Times New Roman" w:cs="Times New Roman"/>
-          <w:b/>
-          <w:spacing w:val="-2"/>
-          <w:sz w:val="26"/>
-          <w:szCs w:val="26"/>
-        </w:rPr>
-        <w:t>DOC GENIE – PYTHON FUNCTION DOCSTRING GENERATOR</w:t>
-      </w:r>
-      <w:r>
-        <w:rPr>
-          <w:rFonts w:ascii="Times New Roman" w:hAnsi="Times New Roman" w:cs="Times New Roman"/>
-          <w:b/>
-          <w:spacing w:val="-2"/>
-          <w:sz w:val="26"/>
-          <w:szCs w:val="26"/>
-        </w:rPr>
-        <w:t>”</w:t>
-      </w:r>
-      <w:r>
-        <w:rPr>
-          <w:rFonts w:ascii="Times New Roman" w:hAnsi="Times New Roman" w:cs="Times New Roman"/>
-          <w:bCs/>
-          <w:spacing w:val="-2"/>
-          <w:sz w:val="26"/>
-          <w:szCs w:val="26"/>
-        </w:rPr>
-        <w:t xml:space="preserve"> </w:t>
-      </w:r>
-      <w:r>
-        <w:rPr>
-          <w:rFonts w:ascii="Times New Roman" w:hAnsi="Times New Roman" w:cs="Times New Roman"/>
-          <w:bCs/>
-          <w:spacing w:val="-2"/>
-          <w:sz w:val="26"/>
-          <w:szCs w:val="26"/>
-        </w:rPr>
-        <w:t>is a bonafide work done by _______________________</w:t>
-      </w:r>
-      <w:r>
-        <w:rPr>
-          <w:rFonts w:ascii="Times New Roman" w:hAnsi="Times New Roman" w:cs="Times New Roman"/>
-          <w:bCs/>
-          <w:spacing w:val="-2"/>
-          <w:sz w:val="26"/>
-          <w:szCs w:val="26"/>
-        </w:rPr>
-        <w:t>___________, ___________________________________, __________________________________, ___________________________________</w:t>
-      </w:r>
-    </w:p>
-    <w:p>
-      <w:pPr>
-        <w:spacing w:line="360" w:lineRule="auto"/>
-        <w:jc w:val="both"/>
-        <w:rPr>
-          <w:rFonts w:ascii="Times New Roman" w:hAnsi="Times New Roman" w:cs="Times New Roman"/>
-          <w:bCs/>
-          <w:spacing w:val="-2"/>
-          <w:sz w:val="26"/>
-          <w:szCs w:val="26"/>
-        </w:rPr>
-      </w:pPr>
-      <w:r>
-        <w:rPr>
-          <w:rFonts w:ascii="Times New Roman" w:hAnsi="Times New Roman" w:cs="Times New Roman"/>
-          <w:bCs/>
-          <w:spacing w:val="-2"/>
-          <w:sz w:val="26"/>
-          <w:szCs w:val="26"/>
-        </w:rPr>
-        <w:t xml:space="preserve">for the </w:t>
-      </w:r>
-      <w:r>
-        <w:rPr>
-          <w:rFonts w:ascii="Times New Roman" w:hAnsi="Times New Roman" w:cs="Times New Roman"/>
-          <w:b/>
-          <w:spacing w:val="-2"/>
-          <w:sz w:val="26"/>
-          <w:szCs w:val="26"/>
-        </w:rPr>
-        <w:t>Naan Mudhalvan</w:t>
-      </w:r>
-      <w:r>
-        <w:rPr>
-          <w:rFonts w:ascii="Times New Roman" w:hAnsi="Times New Roman" w:cs="Times New Roman"/>
-          <w:bCs/>
-          <w:spacing w:val="-2"/>
-          <w:sz w:val="26"/>
-          <w:szCs w:val="26"/>
-        </w:rPr>
-        <w:t xml:space="preserve"> </w:t>
-      </w:r>
-      <w:r>
-        <w:rPr>
-          <w:rFonts w:ascii="Times New Roman" w:hAnsi="Times New Roman" w:cs="Times New Roman"/>
-          <w:b/>
-          <w:spacing w:val="-2"/>
-          <w:sz w:val="26"/>
-          <w:szCs w:val="26"/>
-        </w:rPr>
-        <w:t>Course (A</w:t>
-      </w:r>
-      <w:r>
-        <w:rPr>
-          <w:rFonts w:ascii="Times New Roman" w:hAnsi="Times New Roman" w:cs="Times New Roman"/>
-          <w:b/>
-          <w:spacing w:val="-2"/>
-          <w:sz w:val="26"/>
-          <w:szCs w:val="26"/>
-        </w:rPr>
-        <w:t>gentic AI Application</w:t>
-      </w:r>
-      <w:r>
-        <w:rPr>
-          <w:rFonts w:ascii="Times New Roman" w:hAnsi="Times New Roman" w:cs="Times New Roman"/>
-          <w:b/>
-          <w:spacing w:val="-2"/>
-          <w:sz w:val="26"/>
-          <w:szCs w:val="26"/>
-        </w:rPr>
-        <w:t xml:space="preserve"> Development)</w:t>
-      </w:r>
-      <w:r>
-        <w:rPr>
-          <w:rFonts w:ascii="Times New Roman" w:hAnsi="Times New Roman" w:cs="Times New Roman"/>
-          <w:bCs/>
-          <w:spacing w:val="-2"/>
-          <w:sz w:val="26"/>
-          <w:szCs w:val="26"/>
-        </w:rPr>
-        <w:t xml:space="preserve"> in partial fulfillment of the requirements for the award of the degree in Bachelor of Computer Science during the academic year</w:t>
-      </w:r>
-      <w:r>
-        <w:rPr>
-          <w:rFonts w:ascii="Times New Roman" w:hAnsi="Times New Roman" w:cs="Times New Roman"/>
-          <w:bCs/>
-          <w:spacing w:val="-2"/>
-          <w:sz w:val="26"/>
-          <w:szCs w:val="26"/>
-        </w:rPr>
-        <w:t xml:space="preserve"> </w:t>
-      </w:r>
-      <w:r>
-        <w:rPr>
-          <w:rFonts w:ascii="Times New Roman" w:hAnsi="Times New Roman" w:cs="Times New Roman"/>
-          <w:bCs/>
-          <w:spacing w:val="-2"/>
-          <w:sz w:val="26"/>
-          <w:szCs w:val="26"/>
-        </w:rPr>
-        <w:t>(V</w:t>
-      </w:r>
-      <w:r>
-        <w:rPr>
-          <w:rFonts w:ascii="Times New Roman" w:hAnsi="Times New Roman" w:cs="Times New Roman"/>
-          <w:bCs/>
-          <w:spacing w:val="-2"/>
-          <w:sz w:val="26"/>
-          <w:szCs w:val="26"/>
-        </w:rPr>
-        <w:t>I</w:t>
-      </w:r>
-      <w:r>
-        <w:rPr>
-          <w:rFonts w:ascii="Times New Roman" w:hAnsi="Times New Roman" w:cs="Times New Roman"/>
-          <w:bCs/>
-          <w:spacing w:val="-2"/>
-          <w:sz w:val="26"/>
-          <w:szCs w:val="26"/>
-        </w:rPr>
-        <w:t xml:space="preserve"> Semester)</w:t>
-      </w:r>
-      <w:r>
-        <w:rPr>
-          <w:rFonts w:ascii="Times New Roman" w:hAnsi="Times New Roman" w:cs="Times New Roman"/>
-          <w:bCs/>
-          <w:spacing w:val="-2"/>
-          <w:sz w:val="26"/>
-          <w:szCs w:val="26"/>
-        </w:rPr>
-        <w:t xml:space="preserve"> </w:t>
-      </w:r>
-      <w:r>
-        <w:rPr>
-          <w:rFonts w:ascii="Times New Roman" w:hAnsi="Times New Roman" w:cs="Times New Roman"/>
-          <w:bCs/>
-          <w:spacing w:val="-2"/>
-          <w:sz w:val="26"/>
-          <w:szCs w:val="26"/>
-        </w:rPr>
-        <w:t>2025-2026</w:t>
-      </w:r>
-      <w:r>
-        <w:rPr>
-          <w:rFonts w:ascii="Times New Roman" w:hAnsi="Times New Roman" w:cs="Times New Roman"/>
-          <w:bCs/>
-          <w:spacing w:val="-2"/>
-          <w:sz w:val="26"/>
-          <w:szCs w:val="26"/>
-        </w:rPr>
-        <w:t>.</w:t>
-      </w:r>
-    </w:p>
-    <w:p>
-      <w:pPr>
-        <w:spacing w:line="360" w:lineRule="auto"/>
-        <w:rPr>
-          <w:b/>
-          <w:spacing w:val="-2"/>
-          <w:sz w:val="36"/>
-        </w:rPr>
-      </w:pPr>
-    </w:p>
-    <w:p>
-      <w:pPr>
-        <w:spacing w:line="360" w:lineRule="auto"/>
-        <w:rPr>
-          <w:b/>
-          <w:spacing w:val="-2"/>
-          <w:sz w:val="36"/>
-        </w:rPr>
-      </w:pPr>
-    </w:p>
-    <w:p>
-      <w:pPr>
-        <w:spacing w:line="360" w:lineRule="auto"/>
-        <w:rPr>
-          <w:rFonts w:ascii="Times New Roman" w:hAnsi="Times New Roman" w:cs="Times New Roman"/>
-          <w:b/>
-          <w:spacing w:val="-2"/>
-          <w:sz w:val="28"/>
-          <w:szCs w:val="18"/>
-        </w:rPr>
-      </w:pPr>
-      <w:r>
-        <w:rPr>
-          <w:rFonts w:ascii="Times New Roman" w:hAnsi="Times New Roman" w:cs="Times New Roman"/>
-          <w:b/>
-          <w:spacing w:val="-2"/>
-          <w:sz w:val="28"/>
-          <w:szCs w:val="18"/>
-        </w:rPr>
-        <w:t>Place:</w:t>
-      </w:r>
-    </w:p>
-    <w:p>
-      <w:pPr>
-        <w:spacing w:line="360" w:lineRule="auto"/>
-        <w:rPr>
-          <w:rFonts w:ascii="Times New Roman" w:hAnsi="Times New Roman" w:cs="Times New Roman"/>
-          <w:b/>
-          <w:spacing w:val="-2"/>
-          <w:sz w:val="28"/>
-          <w:szCs w:val="18"/>
-        </w:rPr>
-      </w:pPr>
-      <w:r>
-        <w:rPr>
-          <w:rFonts w:ascii="Times New Roman" w:hAnsi="Times New Roman" w:cs="Times New Roman"/>
-          <w:b/>
-          <w:spacing w:val="-2"/>
-          <w:sz w:val="28"/>
-          <w:szCs w:val="18"/>
-        </w:rPr>
-        <w:t>Date:</w:t>
-      </w:r>
-    </w:p>
-    <w:p>
-      <w:pPr>
-        <w:spacing w:line="360" w:lineRule="auto"/>
-        <w:rPr>
-          <w:rFonts w:ascii="Times New Roman" w:hAnsi="Times New Roman" w:cs="Times New Roman"/>
-          <w:b/>
-          <w:spacing w:val="-2"/>
-          <w:sz w:val="28"/>
-          <w:szCs w:val="18"/>
-        </w:rPr>
-      </w:pPr>
-    </w:p>
-    <w:p>
-      <w:pPr>
-        <w:spacing w:line="360" w:lineRule="auto"/>
-        <w:rPr>
-          <w:rFonts w:ascii="Times New Roman" w:hAnsi="Times New Roman" w:cs="Times New Roman"/>
-          <w:b/>
-          <w:spacing w:val="-2"/>
-          <w:sz w:val="28"/>
-          <w:szCs w:val="18"/>
-        </w:rPr>
-      </w:pPr>
-    </w:p>
-    <w:p>
-      <w:pPr>
-        <w:spacing w:line="360" w:lineRule="auto"/>
-        <w:rPr>
-          <w:rFonts w:ascii="Times New Roman" w:hAnsi="Times New Roman" w:cs="Times New Roman"/>
-          <w:b/>
-          <w:spacing w:val="-2"/>
-          <w:sz w:val="28"/>
-          <w:szCs w:val="18"/>
-        </w:rPr>
-      </w:pPr>
-    </w:p>
-    <w:p>
-      <w:pPr>
-        <w:spacing w:line="360" w:lineRule="auto"/>
-        <w:rPr>
-          <w:rFonts w:ascii="Times New Roman" w:hAnsi="Times New Roman" w:cs="Times New Roman"/>
-          <w:b/>
-          <w:spacing w:val="-2"/>
-          <w:sz w:val="28"/>
-          <w:szCs w:val="18"/>
-        </w:rPr>
-      </w:pPr>
-      <w:r>
-        <w:rPr>
-          <w:rFonts w:ascii="Times New Roman" w:hAnsi="Times New Roman" w:cs="Times New Roman"/>
-          <w:b/>
-          <w:spacing w:val="-2"/>
-          <w:sz w:val="28"/>
-          <w:szCs w:val="18"/>
-        </w:rPr>
-        <w:t>Signature of the H.O.D</w:t>
-      </w:r>
-      <w:r>
-        <w:rPr>
-          <w:rFonts w:ascii="Times New Roman" w:hAnsi="Times New Roman" w:cs="Times New Roman"/>
-          <w:b/>
-          <w:spacing w:val="-2"/>
-          <w:sz w:val="28"/>
-          <w:szCs w:val="18"/>
-        </w:rPr>
-        <w:tab/>
-      </w:r>
-      <w:r>
-        <w:rPr>
-          <w:rFonts w:ascii="Times New Roman" w:hAnsi="Times New Roman" w:cs="Times New Roman"/>
-          <w:b/>
-          <w:spacing w:val="-2"/>
-          <w:sz w:val="28"/>
-          <w:szCs w:val="18"/>
-        </w:rPr>
-        <w:tab/>
-      </w:r>
-      <w:r>
-        <w:rPr>
-          <w:rFonts w:ascii="Times New Roman" w:hAnsi="Times New Roman" w:cs="Times New Roman"/>
-          <w:b/>
-          <w:spacing w:val="-2"/>
-          <w:sz w:val="28"/>
-          <w:szCs w:val="18"/>
-        </w:rPr>
-        <w:tab/>
-      </w:r>
-      <w:r>
-        <w:rPr>
-          <w:rFonts w:ascii="Times New Roman" w:hAnsi="Times New Roman" w:cs="Times New Roman"/>
-          <w:b/>
-          <w:spacing w:val="-2"/>
-          <w:sz w:val="28"/>
-          <w:szCs w:val="18"/>
-        </w:rPr>
-        <w:tab/>
-      </w:r>
-      <w:r>
-        <w:rPr>
-          <w:rFonts w:ascii="Times New Roman" w:hAnsi="Times New Roman" w:cs="Times New Roman"/>
-          <w:b/>
-          <w:spacing w:val="-2"/>
-          <w:sz w:val="28"/>
-          <w:szCs w:val="18"/>
-        </w:rPr>
-        <w:tab/>
-      </w:r>
-      <w:r>
-        <w:rPr>
-          <w:rFonts w:ascii="Times New Roman" w:hAnsi="Times New Roman" w:cs="Times New Roman"/>
-          <w:b/>
-          <w:spacing w:val="-2"/>
-          <w:sz w:val="28"/>
-          <w:szCs w:val="18"/>
-        </w:rPr>
-        <w:tab/>
-      </w:r>
-      <w:r>
-        <w:rPr>
-          <w:rFonts w:ascii="Times New Roman" w:hAnsi="Times New Roman" w:cs="Times New Roman"/>
-          <w:b/>
-          <w:spacing w:val="-2"/>
-          <w:sz w:val="28"/>
-          <w:szCs w:val="18"/>
-        </w:rPr>
-        <w:tab/>
-      </w:r>
-      <w:r>
-        <w:rPr>
-          <w:rFonts w:ascii="Times New Roman" w:hAnsi="Times New Roman" w:cs="Times New Roman"/>
-          <w:b/>
-          <w:spacing w:val="-2"/>
-          <w:sz w:val="28"/>
-          <w:szCs w:val="18"/>
-        </w:rPr>
-        <w:tab/>
-      </w:r>
-      <w:r>
-        <w:rPr>
-          <w:rFonts w:ascii="Times New Roman" w:hAnsi="Times New Roman" w:cs="Times New Roman"/>
-          <w:b/>
-          <w:spacing w:val="-2"/>
-          <w:sz w:val="28"/>
-          <w:szCs w:val="18"/>
-        </w:rPr>
-        <w:t>SPOC</w:t>
-      </w:r>
-    </w:p>
-    <w:p>
-      <w:pPr>
-        <w:spacing w:line="360" w:lineRule="auto"/>
-        <w:rPr>
-          <w:rFonts w:ascii="Times New Roman" w:hAnsi="Times New Roman" w:cs="Times New Roman"/>
-          <w:b/>
-          <w:spacing w:val="-2"/>
-          <w:sz w:val="28"/>
-          <w:szCs w:val="18"/>
-        </w:rPr>
-      </w:pPr>
-      <w:r>
-        <w:rPr>
-          <w:rFonts w:ascii="Times New Roman" w:hAnsi="Times New Roman" w:cs="Times New Roman"/>
-          <w:b/>
-          <w:spacing w:val="-2"/>
-          <w:sz w:val="28"/>
-          <w:szCs w:val="18"/>
-        </w:rPr>
-        <w:tab/>
-      </w:r>
-      <w:r>
-        <w:rPr>
-          <w:rFonts w:ascii="Times New Roman" w:hAnsi="Times New Roman" w:cs="Times New Roman"/>
-          <w:b/>
-          <w:spacing w:val="-2"/>
-          <w:sz w:val="28"/>
-          <w:szCs w:val="18"/>
-        </w:rPr>
-        <w:tab/>
-      </w:r>
-    </w:p>
-    <w:p>
-      <w:pPr>
-        <w:spacing w:line="360" w:lineRule="auto"/>
-        <w:rPr>
-          <w:rFonts w:ascii="Times New Roman" w:hAnsi="Times New Roman" w:cs="Times New Roman"/>
-          <w:b/>
-          <w:spacing w:val="-2"/>
-          <w:sz w:val="28"/>
-          <w:szCs w:val="18"/>
-        </w:rPr>
-      </w:pPr>
-    </w:p>
-    <w:p>
-      <w:pPr>
-        <w:spacing w:line="360" w:lineRule="auto"/>
-        <w:rPr>
-          <w:rFonts w:ascii="Times New Roman" w:hAnsi="Times New Roman" w:cs="Times New Roman"/>
-          <w:b/>
-          <w:spacing w:val="-2"/>
-          <w:sz w:val="28"/>
-          <w:szCs w:val="18"/>
-        </w:rPr>
-      </w:pPr>
-    </w:p>
-    <w:p>
-      <w:pPr>
-        <w:spacing w:line="360" w:lineRule="auto"/>
-        <w:jc w:val="both"/>
-        <w:rPr>
-          <w:rFonts w:ascii="Times New Roman" w:hAnsi="Times New Roman" w:cs="Times New Roman"/>
-          <w:bCs/>
-          <w:spacing w:val="-2"/>
-          <w:sz w:val="26"/>
-          <w:szCs w:val="26"/>
-        </w:rPr>
-      </w:pPr>
-      <w:r>
-        <w:rPr>
-          <w:rFonts w:ascii="Times New Roman" w:hAnsi="Times New Roman" w:cs="Times New Roman"/>
-          <w:bCs/>
-          <w:spacing w:val="-2"/>
-          <w:sz w:val="26"/>
-          <w:szCs w:val="26"/>
-        </w:rPr>
-        <w:t>Submitted for the Naan Mudhalvan university Examination held on ________________ at the Department of Computer Science, Annai Hajira Women’s College, Tirunelveli.</w:t>
-      </w:r>
-    </w:p>
-    <w:p>
-      <w:pPr>
-        <w:spacing w:line="360" w:lineRule="auto"/>
-        <w:rPr>
-          <w:rFonts w:ascii="Times New Roman" w:hAnsi="Times New Roman" w:cs="Times New Roman"/>
-          <w:bCs/>
-          <w:spacing w:val="-2"/>
-          <w:sz w:val="24"/>
-          <w:szCs w:val="24"/>
-        </w:rPr>
-      </w:pPr>
-    </w:p>
-    <w:p>
-      <w:pPr>
-        <w:spacing w:line="360" w:lineRule="auto"/>
-        <w:rPr>
-          <w:rFonts w:ascii="Times New Roman" w:hAnsi="Times New Roman" w:cs="Times New Roman"/>
-          <w:bCs/>
-          <w:spacing w:val="-2"/>
-          <w:sz w:val="24"/>
-          <w:szCs w:val="24"/>
-        </w:rPr>
-      </w:pPr>
-    </w:p>
-    <w:p>
-      <w:pPr>
-        <w:spacing w:line="360" w:lineRule="auto"/>
-        <w:rPr>
-          <w:rFonts w:ascii="Times New Roman" w:hAnsi="Times New Roman" w:cs="Times New Roman"/>
-          <w:bCs/>
-          <w:spacing w:val="-2"/>
-          <w:sz w:val="24"/>
-          <w:szCs w:val="24"/>
-        </w:rPr>
-      </w:pPr>
-    </w:p>
-    <w:p>
-      <w:pPr>
-        <w:spacing w:line="360" w:lineRule="auto"/>
-        <w:rPr>
-          <w:rFonts w:ascii="Times New Roman" w:hAnsi="Times New Roman" w:cs="Times New Roman"/>
-          <w:bCs/>
-          <w:spacing w:val="-2"/>
-          <w:sz w:val="24"/>
-          <w:szCs w:val="24"/>
-        </w:rPr>
-      </w:pPr>
-    </w:p>
-    <w:p>
-      <w:pPr>
-        <w:spacing w:line="360" w:lineRule="auto"/>
-        <w:rPr>
-          <w:rFonts w:ascii="Times New Roman" w:hAnsi="Times New Roman" w:cs="Times New Roman"/>
-          <w:bCs/>
-          <w:spacing w:val="-2"/>
-          <w:sz w:val="24"/>
-          <w:szCs w:val="24"/>
-        </w:rPr>
-      </w:pPr>
-    </w:p>
-    <w:p>
-      <w:pPr>
-        <w:spacing w:line="240" w:lineRule="auto"/>
-        <w:jc w:val="center"/>
-        <w:rPr>
-          <w:rFonts w:ascii="Times New Roman" w:eastAsia="Times New Roman" w:hAnsi="Times New Roman" w:cs="Times New Roman"/>
-          <w:b/>
-          <w:bCs/>
-          <w:sz w:val="36"/>
-          <w:szCs w:val="36"/>
-        </w:rPr>
-      </w:pPr>
-      <w:r>
-        <w:rPr>
-          <w:rFonts w:ascii="Times New Roman" w:hAnsi="Times New Roman" w:cs="Times New Roman"/>
-          <w:b/>
-          <w:spacing w:val="-2"/>
-          <w:sz w:val="28"/>
-          <w:szCs w:val="28"/>
-        </w:rPr>
-        <w:t>Principal</w:t>
-      </w:r>
-      <w:r>
-        <w:rPr>
-          <w:rFonts w:ascii="Times New Roman" w:hAnsi="Times New Roman" w:cs="Times New Roman"/>
-          <w:b/>
-          <w:spacing w:val="-2"/>
-          <w:sz w:val="28"/>
-          <w:szCs w:val="28"/>
-        </w:rPr>
-        <w:tab/>
-      </w:r>
-      <w:r>
-        <w:rPr>
-          <w:rFonts w:ascii="Times New Roman" w:hAnsi="Times New Roman" w:cs="Times New Roman"/>
-          <w:b/>
-          <w:spacing w:val="-2"/>
-          <w:sz w:val="28"/>
-          <w:szCs w:val="28"/>
-        </w:rPr>
-        <w:tab/>
-      </w:r>
-      <w:r>
-        <w:rPr>
-          <w:rFonts w:ascii="Times New Roman" w:hAnsi="Times New Roman" w:cs="Times New Roman"/>
-          <w:b/>
-          <w:spacing w:val="-2"/>
-          <w:sz w:val="28"/>
-          <w:szCs w:val="28"/>
-        </w:rPr>
-        <w:tab/>
-      </w:r>
-      <w:r>
-        <w:rPr>
-          <w:rFonts w:ascii="Times New Roman" w:hAnsi="Times New Roman" w:cs="Times New Roman"/>
-          <w:b/>
-          <w:spacing w:val="-2"/>
-          <w:sz w:val="28"/>
-          <w:szCs w:val="28"/>
-        </w:rPr>
-        <w:tab/>
-      </w:r>
-      <w:r>
-        <w:rPr>
-          <w:rFonts w:ascii="Times New Roman" w:hAnsi="Times New Roman" w:cs="Times New Roman"/>
-          <w:b/>
-          <w:spacing w:val="-2"/>
-          <w:sz w:val="28"/>
-          <w:szCs w:val="28"/>
-        </w:rPr>
-        <w:tab/>
-      </w:r>
-      <w:r>
-        <w:rPr>
-          <w:rFonts w:ascii="Times New Roman" w:hAnsi="Times New Roman" w:cs="Times New Roman"/>
-          <w:b/>
-          <w:spacing w:val="-2"/>
-          <w:sz w:val="28"/>
-          <w:szCs w:val="28"/>
-        </w:rPr>
-        <w:tab/>
-      </w:r>
-      <w:r>
-        <w:rPr>
-          <w:rFonts w:ascii="Times New Roman" w:hAnsi="Times New Roman" w:cs="Times New Roman"/>
-          <w:b/>
-          <w:spacing w:val="-2"/>
-          <w:sz w:val="28"/>
-          <w:szCs w:val="28"/>
-        </w:rPr>
-        <w:tab/>
-        <w:t>External Examiner</w:t>
-      </w:r>
-    </w:p>
-    <w:p>
-      <w:pPr>
-        <w:rPr>
-          <w:rFonts w:ascii="Times New Roman" w:eastAsia="Times New Roman" w:hAnsi="Times New Roman" w:cs="Times New Roman"/>
-          <w:b/>
-          <w:bCs/>
-          <w:sz w:val="36"/>
-          <w:szCs w:val="36"/>
-        </w:rPr>
-      </w:pPr>
-    </w:p>
-    <w:p>
-      <w:pPr>
-        <w:widowControl w:val="0"/>
-        <w:spacing w:line="240" w:lineRule="auto"/>
-        <w:rPr>
-          <w:rFonts w:ascii="Times New Roman" w:eastAsia="Times New Roman" w:hAnsi="Times New Roman" w:cs="Times New Roman"/>
-          <w:b/>
-          <w:sz w:val="28"/>
-          <w:szCs w:val="28"/>
-        </w:rPr>
-      </w:pPr>
-      <w:r>
-        <w:rPr>
-          <w:rFonts w:ascii="Times New Roman" w:eastAsia="Times New Roman" w:hAnsi="Times New Roman" w:cs="Times New Roman"/>
-          <w:b/>
-          <w:sz w:val="28"/>
-          <w:szCs w:val="28"/>
-        </w:rPr>
-        <w:lastRenderedPageBreak/>
-        <w:t xml:space="preserve">                           </w:t>
-      </w:r>
-      <w:r>
-        <w:rPr>
-          <w:rFonts w:ascii="Times New Roman" w:eastAsia="Times New Roman" w:hAnsi="Times New Roman" w:cs="Times New Roman"/>
-          <w:b/>
-          <w:sz w:val="28"/>
-          <w:szCs w:val="28"/>
-        </w:rPr>
-        <w:t xml:space="preserve">         </w:t>
-      </w:r>
-      <w:r>
-        <w:rPr>
-          <w:rFonts w:ascii="Times New Roman" w:eastAsia="Times New Roman" w:hAnsi="Times New Roman" w:cs="Times New Roman"/>
-          <w:b/>
-          <w:sz w:val="28"/>
-          <w:szCs w:val="28"/>
-        </w:rPr>
-        <w:t xml:space="preserve"> </w:t>
-      </w:r>
-      <w:r>
-        <w:rPr>
-          <w:rFonts w:ascii="Times New Roman" w:eastAsia="Times New Roman" w:hAnsi="Times New Roman" w:cs="Times New Roman"/>
-          <w:b/>
-          <w:sz w:val="28"/>
-          <w:szCs w:val="28"/>
-        </w:rPr>
-        <w:t xml:space="preserve"> </w:t>
-      </w:r>
-      <w:r>
-        <w:rPr>
-          <w:rFonts w:ascii="Times New Roman" w:eastAsia="Times New Roman" w:hAnsi="Times New Roman" w:cs="Times New Roman"/>
-          <w:b/>
-          <w:sz w:val="36"/>
-          <w:szCs w:val="36"/>
-        </w:rPr>
-        <w:t>TABLE OF CONTENTS</w:t>
-      </w:r>
-      <w:r>
-        <w:rPr>
-          <w:rFonts w:ascii="Times New Roman" w:eastAsia="Times New Roman" w:hAnsi="Times New Roman" w:cs="Times New Roman"/>
-          <w:b/>
-          <w:sz w:val="28"/>
-          <w:szCs w:val="28"/>
-        </w:rPr>
-        <w:t xml:space="preserve"> </w:t>
-      </w:r>
     </w:p>
     <w:p>
       <w:pPr>
@@ -3368,6 +2711,32 @@
     </w:p>
     <w:p>
       <w:pPr>
+        <w:spacing w:before="820" w:line="360" w:lineRule="auto"/>
+        <w:jc w:val="center"/>
+        <w:rPr>
+          <w:rFonts w:ascii="Times New Roman" w:eastAsia="Times New Roman" w:hAnsi="Times New Roman" w:cs="Times New Roman"/>
+          <w:b/>
+          <w:bCs/>
+          <w:sz w:val="36"/>
+          <w:szCs w:val="36"/>
+        </w:rPr>
+      </w:pPr>
+      <w:r>
+        <w:rPr>
+          <w:rFonts w:ascii="Times New Roman" w:eastAsia="Times New Roman" w:hAnsi="Times New Roman" w:cs="Times New Roman"/>
+          <w:b/>
+          <w:bCs/>
+          <w:sz w:val="36"/>
+          <w:szCs w:val="36"/>
+        </w:rPr>
+        <w:lastRenderedPageBreak/>
+        <w:t>HTML Quick Styler</w:t>
+      </w:r>
+    </w:p>
+    <w:p>
+      <w:pPr>
+        <w:spacing w:before="820" w:line="360" w:lineRule="auto"/>
+        <w:ind w:left="2880" w:firstLine="720"/>
         <w:rPr>
           <w:rFonts w:ascii="Times New Roman" w:eastAsia="Times New Roman" w:hAnsi="Times New Roman" w:cs="Times New Roman"/>
           <w:b/>
@@ -3375,42 +2744,15 @@
           <w:szCs w:val="28"/>
         </w:rPr>
       </w:pPr>
-    </w:p>
-    <w:p>
-      <w:pPr>
-        <w:spacing w:before="820" w:line="360" w:lineRule="auto"/>
-        <w:jc w:val="center"/>
-        <w:rPr>
-          <w:rFonts w:ascii="Times New Roman" w:eastAsia="Times New Roman" w:hAnsi="Times New Roman" w:cs="Times New Roman"/>
-          <w:b/>
-          <w:bCs/>
-          <w:sz w:val="36"/>
-          <w:szCs w:val="36"/>
-        </w:rPr>
-      </w:pPr>
-      <w:r>
-        <w:rPr>
-          <w:rFonts w:ascii="Times New Roman" w:eastAsia="Times New Roman" w:hAnsi="Times New Roman" w:cs="Times New Roman"/>
-          <w:b/>
-          <w:bCs/>
-          <w:sz w:val="36"/>
-          <w:szCs w:val="36"/>
-        </w:rPr>
-        <w:lastRenderedPageBreak/>
-        <w:t>HTML Quick Styler</w:t>
-      </w:r>
-    </w:p>
-    <w:p>
-      <w:pPr>
-        <w:spacing w:before="820" w:line="360" w:lineRule="auto"/>
-        <w:ind w:left="2880" w:firstLine="720"/>
+      <w:r>
         <w:rPr>
           <w:rFonts w:ascii="Times New Roman" w:eastAsia="Times New Roman" w:hAnsi="Times New Roman" w:cs="Times New Roman"/>
           <w:b/>
           <w:sz w:val="28"/>
           <w:szCs w:val="28"/>
         </w:rPr>
-      </w:pPr>
+        <w:t>1.</w:t>
+      </w:r>
       <w:r>
         <w:rPr>
           <w:rFonts w:ascii="Times New Roman" w:eastAsia="Times New Roman" w:hAnsi="Times New Roman" w:cs="Times New Roman"/>
@@ -3418,15 +2760,6 @@
           <w:sz w:val="28"/>
           <w:szCs w:val="28"/>
         </w:rPr>
-        <w:t>1.</w:t>
-      </w:r>
-      <w:r>
-        <w:rPr>
-          <w:rFonts w:ascii="Times New Roman" w:eastAsia="Times New Roman" w:hAnsi="Times New Roman" w:cs="Times New Roman"/>
-          <w:b/>
-          <w:sz w:val="28"/>
-          <w:szCs w:val="28"/>
-        </w:rPr>
         <w:t>ABSTRACT</w:t>
       </w:r>
     </w:p>
@@ -3458,7 +2791,25 @@
           <w:sz w:val="24"/>
           <w:szCs w:val="24"/>
         </w:rPr>
-        <w:t>The rapid growth of web development has increased the demand for tools that simplify the process of creating modern and visually appealing websites. However, many beginners and non-technical users face difficulties in designing and styling web pages using traditional HTML and CSS methods. To address this problem, this project proposes an AI-based system called HTML Quick-Styler, which automatically generates stylish website templates with minimal user input. The system integrates artificial intelligence with modern web development technologies to produce responsive and aesthetically pleasing web pages. It utilizes the IBM Granite 3.3 Instruct model through the Transformers library to generate structured content and design suggestions. The user interacts with the system through a Gradio-based graphical interface, which allows easy input of titles, descriptions, and design preferences. Based on this information, the system generates HTML templates, color palettes, and structured layouts automatically. The application includes multiple elegant templates such as modern business layouts, portfolio pages, SaaS landing pages, and blog-style designs. It also integrates dynamic color palette generation and image selection using external image sources. These features allow the system to produce visually attractive websites without requiring advanced coding knowledge. The proposed system demonstrates how artificial intelligence can significantly simplify the web design process. By automating layout creation, styling, and template generation, it reduces development time and improves productivity. The project can be useful for students, designers, and developers who want to quickly prototype or generate websites.</w:t>
+        <w:t xml:space="preserve">The rapid growth of web development has increased the demand for tools that simplify the process of creating modern and visually appealing websites. However, many beginners and non-technical users face difficulties in designing and styling web pages using traditional HTML and CSS methods. To address this problem, this project proposes an AI-based system called HTML Quick-Styler, which automatically generates stylish website templates with minimal user input. The system integrates artificial intelligence with modern web development technologies to produce responsive and aesthetically pleasing web pages. It utilizes the IBM Granite 3.3 Instruct model through the Transformers library to generate structured content and design suggestions. The user interacts with the system through a </w:t>
+      </w:r>
+      <w:proofErr w:type="spellStart"/>
+      <w:r>
+        <w:rPr>
+          <w:rFonts w:ascii="Times New Roman" w:eastAsia="Times New Roman" w:hAnsi="Times New Roman" w:cs="Times New Roman"/>
+          <w:sz w:val="24"/>
+          <w:szCs w:val="24"/>
+        </w:rPr>
+        <w:t>Gradio</w:t>
+      </w:r>
+      <w:proofErr w:type="spellEnd"/>
+      <w:r>
+        <w:rPr>
+          <w:rFonts w:ascii="Times New Roman" w:eastAsia="Times New Roman" w:hAnsi="Times New Roman" w:cs="Times New Roman"/>
+          <w:sz w:val="24"/>
+          <w:szCs w:val="24"/>
+        </w:rPr>
+        <w:t>-based graphical interface, which allows easy input of titles, descriptions, and design preferences. Based on this information, the system generates HTML templates, color palettes, and structured layouts automatically. The application includes multiple elegant templates such as modern business layouts, portfolio pages, SaaS landing pages, and blog-style designs. It also integrates dynamic color palette generation and image selection using external image sources. These features allow the system to produce visually attractive websites without requiring advanced coding knowledge. The proposed system demonstrates how artificial intelligence can significantly simplify the web design process. By automating layout creation, styling, and template generation, it reduces development time and improves productivity. The project can be useful for students, designers, and developers who want to quickly prototype or generate websites.</w:t>
       </w:r>
     </w:p>
     <w:p>
@@ -3707,39 +3058,59 @@
           <w:szCs w:val="24"/>
           <w:lang w:val="en-IN"/>
         </w:rPr>
-        <w:t>In recent years, artificial intelligence has introduced new possibilities in many technological fields, including software development and web design. AI-powered tools can assist developers by generating code, suggesting design ideas, and automating repetitive tasks. These tools help improve productivity and reduce the time required to build applications. AI models are capable of understanding natural language input from users and converting it into structured outputs such as HTML content or design suggestions.</w:t>
-      </w:r>
-    </w:p>
-    <w:p>
-      <w:pPr>
-        <w:spacing w:line="360" w:lineRule="auto"/>
-        <w:jc w:val="both"/>
+        <w:t xml:space="preserve">In recent years, artificial intelligence has introduced new possibilities in many technological fields, including software development and web design. AI-powered tools can assist developers by generating code, suggesting design ideas, and automating repetitive tasks. These tools help improve productivity and reduce the time required to build applications. AI models </w:t>
+      </w:r>
+      <w:proofErr w:type="gramStart"/>
+      <w:r>
         <w:rPr>
           <w:rFonts w:ascii="Times New Roman" w:hAnsi="Times New Roman" w:cs="Times New Roman"/>
           <w:sz w:val="24"/>
           <w:szCs w:val="24"/>
           <w:lang w:val="en-IN"/>
         </w:rPr>
-      </w:pPr>
-    </w:p>
-    <w:p>
-      <w:pPr>
-        <w:spacing w:line="360" w:lineRule="auto"/>
-        <w:jc w:val="both"/>
+        <w:t>are capable of understanding</w:t>
+      </w:r>
+      <w:proofErr w:type="gramEnd"/>
+      <w:r>
         <w:rPr>
           <w:rFonts w:ascii="Times New Roman" w:hAnsi="Times New Roman" w:cs="Times New Roman"/>
           <w:sz w:val="24"/>
           <w:szCs w:val="24"/>
           <w:lang w:val="en-IN"/>
         </w:rPr>
-      </w:pPr>
-      <w:r>
+        <w:t xml:space="preserve"> natural language input from users and converting it into structured outputs such as HTML content or design suggestions.</w:t>
+      </w:r>
+    </w:p>
+    <w:p>
+      <w:pPr>
+        <w:spacing w:line="360" w:lineRule="auto"/>
+        <w:jc w:val="both"/>
         <w:rPr>
           <w:rFonts w:ascii="Times New Roman" w:hAnsi="Times New Roman" w:cs="Times New Roman"/>
           <w:sz w:val="24"/>
           <w:szCs w:val="24"/>
           <w:lang w:val="en-IN"/>
         </w:rPr>
+      </w:pPr>
+    </w:p>
+    <w:p>
+      <w:pPr>
+        <w:spacing w:line="360" w:lineRule="auto"/>
+        <w:jc w:val="both"/>
+        <w:rPr>
+          <w:rFonts w:ascii="Times New Roman" w:hAnsi="Times New Roman" w:cs="Times New Roman"/>
+          <w:sz w:val="24"/>
+          <w:szCs w:val="24"/>
+          <w:lang w:val="en-IN"/>
+        </w:rPr>
+      </w:pPr>
+      <w:r>
+        <w:rPr>
+          <w:rFonts w:ascii="Times New Roman" w:hAnsi="Times New Roman" w:cs="Times New Roman"/>
+          <w:sz w:val="24"/>
+          <w:szCs w:val="24"/>
+          <w:lang w:val="en-IN"/>
+        </w:rPr>
         <w:t xml:space="preserve">This project focuses on developing an AI-assisted HTML styling and website generation system called </w:t>
       </w:r>
       <w:r>
@@ -3795,6 +3166,7 @@
         </w:rPr>
         <w:t xml:space="preserve">To make the system easy to use, the project integrates the </w:t>
       </w:r>
+      <w:proofErr w:type="spellStart"/>
       <w:r>
         <w:rPr>
           <w:rFonts w:ascii="Times New Roman" w:hAnsi="Times New Roman" w:cs="Times New Roman"/>
@@ -3804,16 +3176,48 @@
           <w:szCs w:val="24"/>
           <w:lang w:val="en-IN"/>
         </w:rPr>
-        <w:t>Gradio framework</w:t>
-      </w:r>
-      <w:r>
-        <w:rPr>
-          <w:rFonts w:ascii="Times New Roman" w:hAnsi="Times New Roman" w:cs="Times New Roman"/>
+        <w:t>Gradio</w:t>
+      </w:r>
+      <w:proofErr w:type="spellEnd"/>
+      <w:r>
+        <w:rPr>
+          <w:rFonts w:ascii="Times New Roman" w:hAnsi="Times New Roman" w:cs="Times New Roman"/>
+          <w:b/>
+          <w:bCs/>
           <w:sz w:val="24"/>
           <w:szCs w:val="24"/>
           <w:lang w:val="en-IN"/>
         </w:rPr>
-        <w:t xml:space="preserve"> to create an interactive web interface. Gradio provides a simple way to build web-based interfaces for machine learning applications. Through this interface, users can provide input prompts and </w:t>
+        <w:t xml:space="preserve"> framework</w:t>
+      </w:r>
+      <w:r>
+        <w:rPr>
+          <w:rFonts w:ascii="Times New Roman" w:hAnsi="Times New Roman" w:cs="Times New Roman"/>
+          <w:sz w:val="24"/>
+          <w:szCs w:val="24"/>
+          <w:lang w:val="en-IN"/>
+        </w:rPr>
+        <w:t xml:space="preserve"> to create an interactive web interface. </w:t>
+      </w:r>
+      <w:proofErr w:type="spellStart"/>
+      <w:r>
+        <w:rPr>
+          <w:rFonts w:ascii="Times New Roman" w:hAnsi="Times New Roman" w:cs="Times New Roman"/>
+          <w:sz w:val="24"/>
+          <w:szCs w:val="24"/>
+          <w:lang w:val="en-IN"/>
+        </w:rPr>
+        <w:t>Gradio</w:t>
+      </w:r>
+      <w:proofErr w:type="spellEnd"/>
+      <w:r>
+        <w:rPr>
+          <w:rFonts w:ascii="Times New Roman" w:hAnsi="Times New Roman" w:cs="Times New Roman"/>
+          <w:sz w:val="24"/>
+          <w:szCs w:val="24"/>
+          <w:lang w:val="en-IN"/>
+        </w:rPr>
+        <w:t xml:space="preserve"> provides a simple way to build web-based interfaces for machine learning applications. Through this interface, users can provide input prompts and </w:t>
       </w:r>
       <w:r>
         <w:rPr>
@@ -4130,7 +3534,27 @@
           <w:sz w:val="24"/>
           <w:szCs w:val="24"/>
         </w:rPr>
-        <w:t>Intel(R) Core(TM) i3/i5 or higher</w:t>
+        <w:t xml:space="preserve">Intel(R) </w:t>
+      </w:r>
+      <w:proofErr w:type="gramStart"/>
+      <w:r>
+        <w:rPr>
+          <w:rFonts w:ascii="Times New Roman" w:eastAsia="Times New Roman" w:hAnsi="Times New Roman" w:cs="Times New Roman"/>
+          <w:color w:val="000000"/>
+          <w:sz w:val="24"/>
+          <w:szCs w:val="24"/>
+        </w:rPr>
+        <w:t>Core(</w:t>
+      </w:r>
+      <w:proofErr w:type="gramEnd"/>
+      <w:r>
+        <w:rPr>
+          <w:rFonts w:ascii="Times New Roman" w:eastAsia="Times New Roman" w:hAnsi="Times New Roman" w:cs="Times New Roman"/>
+          <w:color w:val="000000"/>
+          <w:sz w:val="24"/>
+          <w:szCs w:val="24"/>
+        </w:rPr>
+        <w:t>TM) i3/i5 or higher</w:t>
       </w:r>
     </w:p>
     <w:p>
@@ -4485,8 +3909,18 @@
           <w:sz w:val="24"/>
           <w:szCs w:val="24"/>
         </w:rPr>
-        <w:t>Google Colab</w:t>
-      </w:r>
+        <w:t xml:space="preserve">Google </w:t>
+      </w:r>
+      <w:proofErr w:type="spellStart"/>
+      <w:r>
+        <w:rPr>
+          <w:rFonts w:ascii="Times New Roman" w:eastAsia="Times New Roman" w:hAnsi="Times New Roman" w:cs="Times New Roman"/>
+          <w:sz w:val="24"/>
+          <w:szCs w:val="24"/>
+        </w:rPr>
+        <w:t>Colab</w:t>
+      </w:r>
+      <w:proofErr w:type="spellEnd"/>
     </w:p>
     <w:p>
       <w:pPr>
@@ -4563,7 +3997,25 @@
           <w:sz w:val="24"/>
           <w:szCs w:val="24"/>
         </w:rPr>
-        <w:t>Transformers (Hugging Face), Gradio, JSON,</w:t>
+        <w:t xml:space="preserve">Transformers (Hugging Face), </w:t>
+      </w:r>
+      <w:proofErr w:type="spellStart"/>
+      <w:r>
+        <w:rPr>
+          <w:rFonts w:ascii="Times New Roman" w:eastAsia="Times New Roman" w:hAnsi="Times New Roman" w:cs="Times New Roman"/>
+          <w:sz w:val="24"/>
+          <w:szCs w:val="24"/>
+        </w:rPr>
+        <w:t>Gradio</w:t>
+      </w:r>
+      <w:proofErr w:type="spellEnd"/>
+      <w:r>
+        <w:rPr>
+          <w:rFonts w:ascii="Times New Roman" w:eastAsia="Times New Roman" w:hAnsi="Times New Roman" w:cs="Times New Roman"/>
+          <w:sz w:val="24"/>
+          <w:szCs w:val="24"/>
+        </w:rPr>
+        <w:t>, JSON,</w:t>
       </w:r>
       <w:r>
         <w:rPr>
@@ -5102,16 +4554,7 @@
           <w:szCs w:val="28"/>
         </w:rPr>
         <w:lastRenderedPageBreak/>
-        <w:t>4.</w:t>
-      </w:r>
-      <w:r>
-        <w:rPr>
-          <w:rFonts w:ascii="Times New Roman" w:eastAsia="Times New Roman" w:hAnsi="Times New Roman" w:cs="Times New Roman"/>
-          <w:b/>
-          <w:sz w:val="28"/>
-          <w:szCs w:val="28"/>
-        </w:rPr>
-        <w:t>SYSTEM DESIGN</w:t>
+        <w:t>4.SYSTEM DESIGN</w:t>
       </w:r>
     </w:p>
     <w:p>
@@ -5387,26 +4830,66 @@
           <w:sz w:val="24"/>
           <w:szCs w:val="24"/>
         </w:rPr>
-        <w:t>2. Frontend Layer (Gradio UI)</w:t>
-      </w:r>
-    </w:p>
-    <w:p>
-      <w:pPr>
-        <w:spacing w:line="360" w:lineRule="auto"/>
-        <w:jc w:val="both"/>
-        <w:rPr>
-          <w:rFonts w:ascii="Times New Roman" w:eastAsia="Times New Roman" w:hAnsi="Times New Roman" w:cs="Times New Roman"/>
-          <w:sz w:val="24"/>
-          <w:szCs w:val="24"/>
-        </w:rPr>
-      </w:pPr>
-      <w:r>
-        <w:rPr>
-          <w:rFonts w:ascii="Times New Roman" w:eastAsia="Times New Roman" w:hAnsi="Times New Roman" w:cs="Times New Roman"/>
-          <w:sz w:val="24"/>
-          <w:szCs w:val="24"/>
-        </w:rPr>
-        <w:t>The Gradio interface acts as the frontend of the application. It collects user inputs and sends them to the backend processing system. It also displays the generated output to the user.</w:t>
+        <w:t>2. Frontend Layer (</w:t>
+      </w:r>
+      <w:proofErr w:type="spellStart"/>
+      <w:r>
+        <w:rPr>
+          <w:rFonts w:ascii="Times New Roman" w:eastAsia="Times New Roman" w:hAnsi="Times New Roman" w:cs="Times New Roman"/>
+          <w:b/>
+          <w:bCs/>
+          <w:sz w:val="24"/>
+          <w:szCs w:val="24"/>
+        </w:rPr>
+        <w:t>Gradio</w:t>
+      </w:r>
+      <w:proofErr w:type="spellEnd"/>
+      <w:r>
+        <w:rPr>
+          <w:rFonts w:ascii="Times New Roman" w:eastAsia="Times New Roman" w:hAnsi="Times New Roman" w:cs="Times New Roman"/>
+          <w:b/>
+          <w:bCs/>
+          <w:sz w:val="24"/>
+          <w:szCs w:val="24"/>
+        </w:rPr>
+        <w:t xml:space="preserve"> UI)</w:t>
+      </w:r>
+    </w:p>
+    <w:p>
+      <w:pPr>
+        <w:spacing w:line="360" w:lineRule="auto"/>
+        <w:jc w:val="both"/>
+        <w:rPr>
+          <w:rFonts w:ascii="Times New Roman" w:eastAsia="Times New Roman" w:hAnsi="Times New Roman" w:cs="Times New Roman"/>
+          <w:sz w:val="24"/>
+          <w:szCs w:val="24"/>
+        </w:rPr>
+      </w:pPr>
+      <w:r>
+        <w:rPr>
+          <w:rFonts w:ascii="Times New Roman" w:eastAsia="Times New Roman" w:hAnsi="Times New Roman" w:cs="Times New Roman"/>
+          <w:sz w:val="24"/>
+          <w:szCs w:val="24"/>
+        </w:rPr>
+        <w:t xml:space="preserve">The </w:t>
+      </w:r>
+      <w:proofErr w:type="spellStart"/>
+      <w:r>
+        <w:rPr>
+          <w:rFonts w:ascii="Times New Roman" w:eastAsia="Times New Roman" w:hAnsi="Times New Roman" w:cs="Times New Roman"/>
+          <w:sz w:val="24"/>
+          <w:szCs w:val="24"/>
+        </w:rPr>
+        <w:t>Gradio</w:t>
+      </w:r>
+      <w:proofErr w:type="spellEnd"/>
+      <w:r>
+        <w:rPr>
+          <w:rFonts w:ascii="Times New Roman" w:eastAsia="Times New Roman" w:hAnsi="Times New Roman" w:cs="Times New Roman"/>
+          <w:sz w:val="24"/>
+          <w:szCs w:val="24"/>
+        </w:rPr>
+        <w:t xml:space="preserve"> interface acts as the frontend of the application. It collects user inputs and sends them to the backend processing system. It also displays the generated output to the user.</w:t>
       </w:r>
     </w:p>
     <w:p>
@@ -5490,7 +4973,25 @@
           <w:sz w:val="24"/>
           <w:szCs w:val="24"/>
         </w:rPr>
-        <w:t>The backend is implemented using Python. This layer processes user input, controls the workflow, and communicates with different modules such as AI model processing and template generation.</w:t>
+        <w:t xml:space="preserve">The backend is implemented using Python. </w:t>
+      </w:r>
+      <w:proofErr w:type="gramStart"/>
+      <w:r>
+        <w:rPr>
+          <w:rFonts w:ascii="Times New Roman" w:eastAsia="Times New Roman" w:hAnsi="Times New Roman" w:cs="Times New Roman"/>
+          <w:sz w:val="24"/>
+          <w:szCs w:val="24"/>
+        </w:rPr>
+        <w:t>This layer processes user input,</w:t>
+      </w:r>
+      <w:proofErr w:type="gramEnd"/>
+      <w:r>
+        <w:rPr>
+          <w:rFonts w:ascii="Times New Roman" w:eastAsia="Times New Roman" w:hAnsi="Times New Roman" w:cs="Times New Roman"/>
+          <w:sz w:val="24"/>
+          <w:szCs w:val="24"/>
+        </w:rPr>
+        <w:t xml:space="preserve"> controls the workflow, and communicates with different modules such as AI model processing and template generation.</w:t>
       </w:r>
     </w:p>
     <w:p>
@@ -6343,13 +5844,23 @@
           <w:szCs w:val="24"/>
         </w:rPr>
       </w:pPr>
-      <w:r>
-        <w:rPr>
-          <w:rFonts w:ascii="Times New Roman" w:hAnsi="Times New Roman" w:cs="Times New Roman"/>
-          <w:sz w:val="24"/>
-          <w:szCs w:val="24"/>
-        </w:rPr>
-        <w:t>Gradio.</w:t>
+      <w:proofErr w:type="spellStart"/>
+      <w:r>
+        <w:rPr>
+          <w:rFonts w:ascii="Times New Roman" w:hAnsi="Times New Roman" w:cs="Times New Roman"/>
+          <w:sz w:val="24"/>
+          <w:szCs w:val="24"/>
+        </w:rPr>
+        <w:t>Gradio</w:t>
+      </w:r>
+      <w:proofErr w:type="spellEnd"/>
+      <w:r>
+        <w:rPr>
+          <w:rFonts w:ascii="Times New Roman" w:hAnsi="Times New Roman" w:cs="Times New Roman"/>
+          <w:sz w:val="24"/>
+          <w:szCs w:val="24"/>
+        </w:rPr>
+        <w:t>.</w:t>
       </w:r>
     </w:p>
     <w:p>
@@ -6589,26 +6100,17 @@
           <w:szCs w:val="28"/>
         </w:rPr>
         <w:lastRenderedPageBreak/>
-        <w:t>5.</w:t>
-      </w:r>
-      <w:r>
+        <w:t>5.PROJECT WORKFLOW</w:t>
+      </w:r>
+    </w:p>
+    <w:p>
+      <w:pPr>
         <w:rPr>
           <w:rFonts w:ascii="Times New Roman" w:eastAsia="Times New Roman" w:hAnsi="Times New Roman" w:cs="Times New Roman"/>
           <w:b/>
           <w:sz w:val="28"/>
           <w:szCs w:val="28"/>
         </w:rPr>
-        <w:t>PROJECT WORKFLOW</w:t>
-      </w:r>
-    </w:p>
-    <w:p>
-      <w:pPr>
-        <w:rPr>
-          <w:rFonts w:ascii="Times New Roman" w:eastAsia="Times New Roman" w:hAnsi="Times New Roman" w:cs="Times New Roman"/>
-          <w:b/>
-          <w:sz w:val="28"/>
-          <w:szCs w:val="28"/>
-        </w:rPr>
       </w:pPr>
     </w:p>
     <w:p>
@@ -6710,6 +6212,7 @@
         </w:rPr>
         <w:t xml:space="preserve">The first step is preparing the development environment by installing the required Python libraries. The </w:t>
       </w:r>
+      <w:proofErr w:type="spellStart"/>
       <w:r>
         <w:rPr>
           <w:rFonts w:ascii="Times New Roman" w:hAnsi="Times New Roman" w:cs="Times New Roman"/>
@@ -6719,15 +6222,27 @@
           <w:szCs w:val="24"/>
           <w:lang w:val="en-IN"/>
         </w:rPr>
-        <w:t>Gradio framework</w:t>
-      </w:r>
-      <w:r>
-        <w:rPr>
-          <w:rFonts w:ascii="Times New Roman" w:hAnsi="Times New Roman" w:cs="Times New Roman"/>
+        <w:t>Gradio</w:t>
+      </w:r>
+      <w:proofErr w:type="spellEnd"/>
+      <w:r>
+        <w:rPr>
+          <w:rFonts w:ascii="Times New Roman" w:hAnsi="Times New Roman" w:cs="Times New Roman"/>
+          <w:b/>
+          <w:bCs/>
           <w:sz w:val="24"/>
           <w:szCs w:val="24"/>
           <w:lang w:val="en-IN"/>
         </w:rPr>
+        <w:t xml:space="preserve"> framework</w:t>
+      </w:r>
+      <w:r>
+        <w:rPr>
+          <w:rFonts w:ascii="Times New Roman" w:hAnsi="Times New Roman" w:cs="Times New Roman"/>
+          <w:sz w:val="24"/>
+          <w:szCs w:val="24"/>
+          <w:lang w:val="en-IN"/>
+        </w:rPr>
         <w:t xml:space="preserve"> is mainly used to create the interactive interface of the application.</w:t>
       </w:r>
     </w:p>
@@ -6764,13 +6279,23 @@
           <w:szCs w:val="24"/>
         </w:rPr>
       </w:pPr>
-      <w:r>
-        <w:rPr>
-          <w:rFonts w:ascii="Times New Roman" w:hAnsi="Times New Roman" w:cs="Times New Roman"/>
-          <w:sz w:val="24"/>
-          <w:szCs w:val="24"/>
-        </w:rPr>
-        <w:t>pip install transformers</w:t>
+      <w:proofErr w:type="gramStart"/>
+      <w:r>
+        <w:rPr>
+          <w:rFonts w:ascii="Times New Roman" w:hAnsi="Times New Roman" w:cs="Times New Roman"/>
+          <w:sz w:val="24"/>
+          <w:szCs w:val="24"/>
+        </w:rPr>
+        <w:t>pip</w:t>
+      </w:r>
+      <w:proofErr w:type="gramEnd"/>
+      <w:r>
+        <w:rPr>
+          <w:rFonts w:ascii="Times New Roman" w:hAnsi="Times New Roman" w:cs="Times New Roman"/>
+          <w:sz w:val="24"/>
+          <w:szCs w:val="24"/>
+        </w:rPr>
+        <w:t xml:space="preserve"> install transformers</w:t>
       </w:r>
     </w:p>
     <w:p>
@@ -6791,35 +6316,36 @@
           <w:szCs w:val="24"/>
           <w:lang w:val="en-IN"/>
         </w:rPr>
-        <w:t>pip install gradio</w:t>
-      </w:r>
-    </w:p>
-    <w:p>
-      <w:pPr>
-        <w:spacing w:line="360" w:lineRule="auto"/>
-        <w:jc w:val="both"/>
+        <w:t xml:space="preserve">pip install </w:t>
+      </w:r>
+      <w:proofErr w:type="spellStart"/>
+      <w:r>
         <w:rPr>
           <w:rFonts w:ascii="Times New Roman" w:hAnsi="Times New Roman" w:cs="Times New Roman"/>
           <w:sz w:val="24"/>
           <w:szCs w:val="24"/>
           <w:lang w:val="en-IN"/>
         </w:rPr>
-      </w:pPr>
-    </w:p>
-    <w:p>
-      <w:pPr>
-        <w:spacing w:line="360" w:lineRule="auto"/>
-        <w:jc w:val="both"/>
-        <w:rPr>
-          <w:rFonts w:ascii="Times New Roman" w:hAnsi="Times New Roman" w:cs="Times New Roman"/>
-          <w:b/>
-          <w:bCs/>
+        <w:t>gradio</w:t>
+      </w:r>
+      <w:proofErr w:type="spellEnd"/>
+    </w:p>
+    <w:p>
+      <w:pPr>
+        <w:spacing w:line="360" w:lineRule="auto"/>
+        <w:jc w:val="both"/>
+        <w:rPr>
+          <w:rFonts w:ascii="Times New Roman" w:hAnsi="Times New Roman" w:cs="Times New Roman"/>
           <w:sz w:val="24"/>
           <w:szCs w:val="24"/>
           <w:lang w:val="en-IN"/>
         </w:rPr>
       </w:pPr>
-      <w:r>
+    </w:p>
+    <w:p>
+      <w:pPr>
+        <w:spacing w:line="360" w:lineRule="auto"/>
+        <w:jc w:val="both"/>
         <w:rPr>
           <w:rFonts w:ascii="Times New Roman" w:hAnsi="Times New Roman" w:cs="Times New Roman"/>
           <w:b/>
@@ -6828,6 +6354,16 @@
           <w:szCs w:val="24"/>
           <w:lang w:val="en-IN"/>
         </w:rPr>
+      </w:pPr>
+      <w:r>
+        <w:rPr>
+          <w:rFonts w:ascii="Times New Roman" w:hAnsi="Times New Roman" w:cs="Times New Roman"/>
+          <w:b/>
+          <w:bCs/>
+          <w:sz w:val="24"/>
+          <w:szCs w:val="24"/>
+          <w:lang w:val="en-IN"/>
+        </w:rPr>
         <w:t>Step 2: Importing Required Libraries</w:t>
       </w:r>
     </w:p>
@@ -6852,6 +6388,7 @@
         </w:rPr>
         <w:t xml:space="preserve">After installing the libraries, the necessary Python modules such as </w:t>
       </w:r>
+      <w:proofErr w:type="spellStart"/>
       <w:r>
         <w:rPr>
           <w:rFonts w:ascii="Times New Roman" w:hAnsi="Times New Roman" w:cs="Times New Roman"/>
@@ -6861,15 +6398,27 @@
           <w:szCs w:val="24"/>
           <w:lang w:val="en-IN"/>
         </w:rPr>
-        <w:t>Gradio, OS, Random, JSON, and other supporting libraries</w:t>
-      </w:r>
-      <w:r>
-        <w:rPr>
-          <w:rFonts w:ascii="Times New Roman" w:hAnsi="Times New Roman" w:cs="Times New Roman"/>
+        <w:t>Gradio</w:t>
+      </w:r>
+      <w:proofErr w:type="spellEnd"/>
+      <w:r>
+        <w:rPr>
+          <w:rFonts w:ascii="Times New Roman" w:hAnsi="Times New Roman" w:cs="Times New Roman"/>
+          <w:b/>
+          <w:bCs/>
           <w:sz w:val="24"/>
           <w:szCs w:val="24"/>
           <w:lang w:val="en-IN"/>
         </w:rPr>
+        <w:t>, OS, Random, JSON, and other supporting libraries</w:t>
+      </w:r>
+      <w:r>
+        <w:rPr>
+          <w:rFonts w:ascii="Times New Roman" w:hAnsi="Times New Roman" w:cs="Times New Roman"/>
+          <w:sz w:val="24"/>
+          <w:szCs w:val="24"/>
+          <w:lang w:val="en-IN"/>
+        </w:rPr>
         <w:t xml:space="preserve"> are imported into the program. These libraries help in creating the interface, managing files, and generating webpage styles.</w:t>
       </w:r>
     </w:p>
@@ -7010,6 +6559,7 @@
         </w:rPr>
         <w:t xml:space="preserve">The application interface is created using the </w:t>
       </w:r>
+      <w:proofErr w:type="spellStart"/>
       <w:r>
         <w:rPr>
           <w:rFonts w:ascii="Times New Roman" w:hAnsi="Times New Roman" w:cs="Times New Roman"/>
@@ -7019,7 +6569,19 @@
           <w:szCs w:val="24"/>
           <w:lang w:val="en-IN"/>
         </w:rPr>
-        <w:t>Gradio framework</w:t>
+        <w:t>Gradio</w:t>
+      </w:r>
+      <w:proofErr w:type="spellEnd"/>
+      <w:r>
+        <w:rPr>
+          <w:rFonts w:ascii="Times New Roman" w:hAnsi="Times New Roman" w:cs="Times New Roman"/>
+          <w:b/>
+          <w:bCs/>
+          <w:sz w:val="24"/>
+          <w:szCs w:val="24"/>
+          <w:lang w:val="en-IN"/>
+        </w:rPr>
+        <w:t xml:space="preserve"> framework</w:t>
       </w:r>
       <w:r>
         <w:rPr>
@@ -7286,26 +6848,17 @@
           <w:szCs w:val="28"/>
         </w:rPr>
         <w:lastRenderedPageBreak/>
-        <w:t>6.</w:t>
-      </w:r>
-      <w:r>
+        <w:t>6.ALGORITHM</w:t>
+      </w:r>
+    </w:p>
+    <w:p>
+      <w:pPr>
         <w:rPr>
           <w:rFonts w:ascii="Times New Roman" w:eastAsia="Times New Roman" w:hAnsi="Times New Roman" w:cs="Times New Roman"/>
           <w:b/>
           <w:sz w:val="28"/>
           <w:szCs w:val="28"/>
         </w:rPr>
-        <w:t>ALGORITHM</w:t>
-      </w:r>
-    </w:p>
-    <w:p>
-      <w:pPr>
-        <w:rPr>
-          <w:rFonts w:ascii="Times New Roman" w:eastAsia="Times New Roman" w:hAnsi="Times New Roman" w:cs="Times New Roman"/>
-          <w:b/>
-          <w:sz w:val="28"/>
-          <w:szCs w:val="28"/>
-        </w:rPr>
       </w:pPr>
     </w:p>
     <w:p>
@@ -7372,7 +6925,29 @@
           <w:szCs w:val="24"/>
           <w:lang w:eastAsia="en-IN"/>
         </w:rPr>
-        <w:t xml:space="preserve"> in a web browser.</w:t>
+        <w:t xml:space="preserve"> </w:t>
+      </w:r>
+      <w:proofErr w:type="gramStart"/>
+      <w:r>
+        <w:rPr>
+          <w:rFonts w:ascii="Times New Roman" w:eastAsia="Times New Roman" w:hAnsi="Times New Roman" w:cs="Times New Roman"/>
+          <w:bCs/>
+          <w:sz w:val="24"/>
+          <w:szCs w:val="24"/>
+          <w:lang w:eastAsia="en-IN"/>
+        </w:rPr>
+        <w:t>in</w:t>
+      </w:r>
+      <w:proofErr w:type="gramEnd"/>
+      <w:r>
+        <w:rPr>
+          <w:rFonts w:ascii="Times New Roman" w:eastAsia="Times New Roman" w:hAnsi="Times New Roman" w:cs="Times New Roman"/>
+          <w:bCs/>
+          <w:sz w:val="24"/>
+          <w:szCs w:val="24"/>
+          <w:lang w:eastAsia="en-IN"/>
+        </w:rPr>
+        <w:t xml:space="preserve"> a web browser.</w:t>
       </w:r>
       <w:r>
         <w:rPr>
@@ -8256,16 +7831,7 @@
           <w:szCs w:val="28"/>
         </w:rPr>
         <w:lastRenderedPageBreak/>
-        <w:t>7.</w:t>
-      </w:r>
-      <w:r>
-        <w:rPr>
-          <w:rFonts w:ascii="Times New Roman" w:eastAsia="Times New Roman" w:hAnsi="Times New Roman" w:cs="Times New Roman"/>
-          <w:b/>
-          <w:sz w:val="28"/>
-          <w:szCs w:val="28"/>
-        </w:rPr>
-        <w:t>IMPLEMENTATION</w:t>
+        <w:t>7.IMPLEMENTATION</w:t>
       </w:r>
     </w:p>
     <w:p>
@@ -8400,25 +7966,97 @@
           <w:sz w:val="24"/>
           <w:szCs w:val="24"/>
         </w:rPr>
-        <w:t>pipe = pipeline("text-generation", model="ibm-granite/granite-3.3-2b-instruct")</w:t>
-      </w:r>
-    </w:p>
-    <w:p>
-      <w:pPr>
-        <w:spacing w:line="360" w:lineRule="auto"/>
-        <w:rPr>
-          <w:rFonts w:ascii="Times New Roman" w:hAnsi="Times New Roman" w:cs="Times New Roman"/>
-          <w:sz w:val="24"/>
-          <w:szCs w:val="24"/>
-        </w:rPr>
-      </w:pPr>
-      <w:r>
-        <w:rPr>
-          <w:rFonts w:ascii="Times New Roman" w:hAnsi="Times New Roman" w:cs="Times New Roman"/>
-          <w:sz w:val="24"/>
-          <w:szCs w:val="24"/>
-        </w:rPr>
-        <w:t>messages = [{"role": "user", "content": "Who are you?"}]</w:t>
+        <w:t xml:space="preserve">pipe = </w:t>
+      </w:r>
+      <w:proofErr w:type="gramStart"/>
+      <w:r>
+        <w:rPr>
+          <w:rFonts w:ascii="Times New Roman" w:hAnsi="Times New Roman" w:cs="Times New Roman"/>
+          <w:sz w:val="24"/>
+          <w:szCs w:val="24"/>
+        </w:rPr>
+        <w:t>pipeline(</w:t>
+      </w:r>
+      <w:proofErr w:type="gramEnd"/>
+      <w:r>
+        <w:rPr>
+          <w:rFonts w:ascii="Times New Roman" w:hAnsi="Times New Roman" w:cs="Times New Roman"/>
+          <w:sz w:val="24"/>
+          <w:szCs w:val="24"/>
+        </w:rPr>
+        <w:t>"text-generation", model="</w:t>
+      </w:r>
+      <w:proofErr w:type="spellStart"/>
+      <w:r>
+        <w:rPr>
+          <w:rFonts w:ascii="Times New Roman" w:hAnsi="Times New Roman" w:cs="Times New Roman"/>
+          <w:sz w:val="24"/>
+          <w:szCs w:val="24"/>
+        </w:rPr>
+        <w:t>ibm</w:t>
+      </w:r>
+      <w:proofErr w:type="spellEnd"/>
+      <w:r>
+        <w:rPr>
+          <w:rFonts w:ascii="Times New Roman" w:hAnsi="Times New Roman" w:cs="Times New Roman"/>
+          <w:sz w:val="24"/>
+          <w:szCs w:val="24"/>
+        </w:rPr>
+        <w:t>-granite/granite-3.3-2b-instruct")</w:t>
+      </w:r>
+    </w:p>
+    <w:p>
+      <w:pPr>
+        <w:spacing w:line="360" w:lineRule="auto"/>
+        <w:rPr>
+          <w:rFonts w:ascii="Times New Roman" w:hAnsi="Times New Roman" w:cs="Times New Roman"/>
+          <w:sz w:val="24"/>
+          <w:szCs w:val="24"/>
+        </w:rPr>
+      </w:pPr>
+      <w:r>
+        <w:rPr>
+          <w:rFonts w:ascii="Times New Roman" w:hAnsi="Times New Roman" w:cs="Times New Roman"/>
+          <w:sz w:val="24"/>
+          <w:szCs w:val="24"/>
+        </w:rPr>
+        <w:t xml:space="preserve">messages </w:t>
+      </w:r>
+      <w:proofErr w:type="gramStart"/>
+      <w:r>
+        <w:rPr>
+          <w:rFonts w:ascii="Times New Roman" w:hAnsi="Times New Roman" w:cs="Times New Roman"/>
+          <w:sz w:val="24"/>
+          <w:szCs w:val="24"/>
+        </w:rPr>
+        <w:t>= [{</w:t>
+      </w:r>
+      <w:proofErr w:type="gramEnd"/>
+      <w:r>
+        <w:rPr>
+          <w:rFonts w:ascii="Times New Roman" w:hAnsi="Times New Roman" w:cs="Times New Roman"/>
+          <w:sz w:val="24"/>
+          <w:szCs w:val="24"/>
+        </w:rPr>
+        <w:t>"role": "user", "content": "Who are you</w:t>
+      </w:r>
+      <w:proofErr w:type="gramStart"/>
+      <w:r>
+        <w:rPr>
+          <w:rFonts w:ascii="Times New Roman" w:hAnsi="Times New Roman" w:cs="Times New Roman"/>
+          <w:sz w:val="24"/>
+          <w:szCs w:val="24"/>
+        </w:rPr>
+        <w:t>?"}</w:t>
+      </w:r>
+      <w:proofErr w:type="gramEnd"/>
+      <w:r>
+        <w:rPr>
+          <w:rFonts w:ascii="Times New Roman" w:hAnsi="Times New Roman" w:cs="Times New Roman"/>
+          <w:sz w:val="24"/>
+          <w:szCs w:val="24"/>
+        </w:rPr>
+        <w:t>]</w:t>
       </w:r>
     </w:p>
     <w:p>
@@ -8498,7 +8136,27 @@
           <w:sz w:val="24"/>
           <w:szCs w:val="24"/>
         </w:rPr>
-        <w:t>class ColorPaletteGenerator:</w:t>
+        <w:t xml:space="preserve">class </w:t>
+      </w:r>
+      <w:proofErr w:type="spellStart"/>
+      <w:r>
+        <w:rPr>
+          <w:rFonts w:ascii="Times New Roman" w:hAnsi="Times New Roman" w:cs="Times New Roman"/>
+          <w:bCs/>
+          <w:sz w:val="24"/>
+          <w:szCs w:val="24"/>
+        </w:rPr>
+        <w:t>ColorPaletteGenerator</w:t>
+      </w:r>
+      <w:proofErr w:type="spellEnd"/>
+      <w:r>
+        <w:rPr>
+          <w:rFonts w:ascii="Times New Roman" w:hAnsi="Times New Roman" w:cs="Times New Roman"/>
+          <w:bCs/>
+          <w:sz w:val="24"/>
+          <w:szCs w:val="24"/>
+        </w:rPr>
+        <w:t>:</w:t>
       </w:r>
     </w:p>
     <w:p>
@@ -8521,8 +8179,19 @@
           <w:sz w:val="24"/>
           <w:szCs w:val="24"/>
         </w:rPr>
-        <w:t xml:space="preserve">    @staticmethod</w:t>
-      </w:r>
+        <w:t xml:space="preserve">    </w:t>
+      </w:r>
+      <w:proofErr w:type="gramStart"/>
+      <w:r>
+        <w:rPr>
+          <w:rFonts w:ascii="Times New Roman" w:hAnsi="Times New Roman" w:cs="Times New Roman"/>
+          <w:bCs/>
+          <w:sz w:val="24"/>
+          <w:szCs w:val="24"/>
+        </w:rPr>
+        <w:t>@staticmethod</w:t>
+      </w:r>
+      <w:proofErr w:type="gramEnd"/>
     </w:p>
     <w:p>
       <w:pPr>
@@ -8544,7 +8213,78 @@
           <w:sz w:val="24"/>
           <w:szCs w:val="24"/>
         </w:rPr>
-        <w:t xml:space="preserve">    def generate_palette(style: str = "modern") -&gt; Dict[str, str]:</w:t>
+        <w:t xml:space="preserve">    def </w:t>
+      </w:r>
+      <w:proofErr w:type="spellStart"/>
+      <w:r>
+        <w:rPr>
+          <w:rFonts w:ascii="Times New Roman" w:hAnsi="Times New Roman" w:cs="Times New Roman"/>
+          <w:bCs/>
+          <w:sz w:val="24"/>
+          <w:szCs w:val="24"/>
+        </w:rPr>
+        <w:t>generate_</w:t>
+      </w:r>
+      <w:proofErr w:type="gramStart"/>
+      <w:r>
+        <w:rPr>
+          <w:rFonts w:ascii="Times New Roman" w:hAnsi="Times New Roman" w:cs="Times New Roman"/>
+          <w:bCs/>
+          <w:sz w:val="24"/>
+          <w:szCs w:val="24"/>
+        </w:rPr>
+        <w:t>palette</w:t>
+      </w:r>
+      <w:proofErr w:type="spellEnd"/>
+      <w:r>
+        <w:rPr>
+          <w:rFonts w:ascii="Times New Roman" w:hAnsi="Times New Roman" w:cs="Times New Roman"/>
+          <w:bCs/>
+          <w:sz w:val="24"/>
+          <w:szCs w:val="24"/>
+        </w:rPr>
+        <w:t>(</w:t>
+      </w:r>
+      <w:proofErr w:type="gramEnd"/>
+      <w:r>
+        <w:rPr>
+          <w:rFonts w:ascii="Times New Roman" w:hAnsi="Times New Roman" w:cs="Times New Roman"/>
+          <w:bCs/>
+          <w:sz w:val="24"/>
+          <w:szCs w:val="24"/>
+        </w:rPr>
+        <w:t xml:space="preserve">style: str = "modern") -&gt; </w:t>
+      </w:r>
+      <w:proofErr w:type="spellStart"/>
+      <w:proofErr w:type="gramStart"/>
+      <w:r>
+        <w:rPr>
+          <w:rFonts w:ascii="Times New Roman" w:hAnsi="Times New Roman" w:cs="Times New Roman"/>
+          <w:bCs/>
+          <w:sz w:val="24"/>
+          <w:szCs w:val="24"/>
+        </w:rPr>
+        <w:t>Dict</w:t>
+      </w:r>
+      <w:proofErr w:type="spellEnd"/>
+      <w:r>
+        <w:rPr>
+          <w:rFonts w:ascii="Times New Roman" w:hAnsi="Times New Roman" w:cs="Times New Roman"/>
+          <w:bCs/>
+          <w:sz w:val="24"/>
+          <w:szCs w:val="24"/>
+        </w:rPr>
+        <w:t>[</w:t>
+      </w:r>
+      <w:proofErr w:type="gramEnd"/>
+      <w:r>
+        <w:rPr>
+          <w:rFonts w:ascii="Times New Roman" w:hAnsi="Times New Roman" w:cs="Times New Roman"/>
+          <w:bCs/>
+          <w:sz w:val="24"/>
+          <w:szCs w:val="24"/>
+        </w:rPr>
+        <w:t>str, str]:</w:t>
       </w:r>
     </w:p>
     <w:p>
@@ -8590,7 +8330,87 @@
           <w:sz w:val="24"/>
           <w:szCs w:val="24"/>
         </w:rPr>
-        <w:t xml:space="preserve">            "modern":   {"primary": "#667eea", "secondary": "#764ba2", "accent": "#f093fb",</w:t>
+        <w:t xml:space="preserve">            "modern":</w:t>
+      </w:r>
+      <w:proofErr w:type="gramStart"/>
+      <w:r>
+        <w:rPr>
+          <w:rFonts w:ascii="Times New Roman" w:hAnsi="Times New Roman" w:cs="Times New Roman"/>
+          <w:bCs/>
+          <w:sz w:val="24"/>
+          <w:szCs w:val="24"/>
+        </w:rPr>
+        <w:t xml:space="preserve">   {</w:t>
+      </w:r>
+      <w:proofErr w:type="gramEnd"/>
+      <w:r>
+        <w:rPr>
+          <w:rFonts w:ascii="Times New Roman" w:hAnsi="Times New Roman" w:cs="Times New Roman"/>
+          <w:bCs/>
+          <w:sz w:val="24"/>
+          <w:szCs w:val="24"/>
+        </w:rPr>
+        <w:t>"primary"</w:t>
+      </w:r>
+      <w:proofErr w:type="gramStart"/>
+      <w:r>
+        <w:rPr>
+          <w:rFonts w:ascii="Times New Roman" w:hAnsi="Times New Roman" w:cs="Times New Roman"/>
+          <w:bCs/>
+          <w:sz w:val="24"/>
+          <w:szCs w:val="24"/>
+        </w:rPr>
+        <w:t>: "#</w:t>
+      </w:r>
+      <w:proofErr w:type="gramEnd"/>
+      <w:r>
+        <w:rPr>
+          <w:rFonts w:ascii="Times New Roman" w:hAnsi="Times New Roman" w:cs="Times New Roman"/>
+          <w:bCs/>
+          <w:sz w:val="24"/>
+          <w:szCs w:val="24"/>
+        </w:rPr>
+        <w:t>667eea", "secondary"</w:t>
+      </w:r>
+      <w:proofErr w:type="gramStart"/>
+      <w:r>
+        <w:rPr>
+          <w:rFonts w:ascii="Times New Roman" w:hAnsi="Times New Roman" w:cs="Times New Roman"/>
+          <w:bCs/>
+          <w:sz w:val="24"/>
+          <w:szCs w:val="24"/>
+        </w:rPr>
+        <w:t>: "#</w:t>
+      </w:r>
+      <w:proofErr w:type="gramEnd"/>
+      <w:r>
+        <w:rPr>
+          <w:rFonts w:ascii="Times New Roman" w:hAnsi="Times New Roman" w:cs="Times New Roman"/>
+          <w:bCs/>
+          <w:sz w:val="24"/>
+          <w:szCs w:val="24"/>
+        </w:rPr>
+        <w:t>764ba2", "accent"</w:t>
+      </w:r>
+      <w:proofErr w:type="gramStart"/>
+      <w:r>
+        <w:rPr>
+          <w:rFonts w:ascii="Times New Roman" w:hAnsi="Times New Roman" w:cs="Times New Roman"/>
+          <w:bCs/>
+          <w:sz w:val="24"/>
+          <w:szCs w:val="24"/>
+        </w:rPr>
+        <w:t>: "#</w:t>
+      </w:r>
+      <w:proofErr w:type="gramEnd"/>
+      <w:r>
+        <w:rPr>
+          <w:rFonts w:ascii="Times New Roman" w:hAnsi="Times New Roman" w:cs="Times New Roman"/>
+          <w:bCs/>
+          <w:sz w:val="24"/>
+          <w:szCs w:val="24"/>
+        </w:rPr>
+        <w:t>f093fb",</w:t>
       </w:r>
     </w:p>
     <w:p>
@@ -8613,7 +8433,47 @@
           <w:sz w:val="24"/>
           <w:szCs w:val="24"/>
         </w:rPr>
-        <w:t xml:space="preserve">                         "background": "#0f172a", "surface": "#1e293b",</w:t>
+        <w:t xml:space="preserve">                         "background"</w:t>
+      </w:r>
+      <w:proofErr w:type="gramStart"/>
+      <w:r>
+        <w:rPr>
+          <w:rFonts w:ascii="Times New Roman" w:hAnsi="Times New Roman" w:cs="Times New Roman"/>
+          <w:bCs/>
+          <w:sz w:val="24"/>
+          <w:szCs w:val="24"/>
+        </w:rPr>
+        <w:t>: "#</w:t>
+      </w:r>
+      <w:proofErr w:type="gramEnd"/>
+      <w:r>
+        <w:rPr>
+          <w:rFonts w:ascii="Times New Roman" w:hAnsi="Times New Roman" w:cs="Times New Roman"/>
+          <w:bCs/>
+          <w:sz w:val="24"/>
+          <w:szCs w:val="24"/>
+        </w:rPr>
+        <w:t>0f172a", "surface"</w:t>
+      </w:r>
+      <w:proofErr w:type="gramStart"/>
+      <w:r>
+        <w:rPr>
+          <w:rFonts w:ascii="Times New Roman" w:hAnsi="Times New Roman" w:cs="Times New Roman"/>
+          <w:bCs/>
+          <w:sz w:val="24"/>
+          <w:szCs w:val="24"/>
+        </w:rPr>
+        <w:t>: "#</w:t>
+      </w:r>
+      <w:proofErr w:type="gramEnd"/>
+      <w:r>
+        <w:rPr>
+          <w:rFonts w:ascii="Times New Roman" w:hAnsi="Times New Roman" w:cs="Times New Roman"/>
+          <w:bCs/>
+          <w:sz w:val="24"/>
+          <w:szCs w:val="24"/>
+        </w:rPr>
+        <w:t>1e293b",</w:t>
       </w:r>
     </w:p>
     <w:p>
@@ -8636,7 +8496,118 @@
           <w:sz w:val="24"/>
           <w:szCs w:val="24"/>
         </w:rPr>
-        <w:t xml:space="preserve">                         "text_primary": "#f1f5f9", "text_secondary": "#cbd5e1", "border": "#334155"},</w:t>
+        <w:t xml:space="preserve">                         "</w:t>
+      </w:r>
+      <w:proofErr w:type="spellStart"/>
+      <w:proofErr w:type="gramStart"/>
+      <w:r>
+        <w:rPr>
+          <w:rFonts w:ascii="Times New Roman" w:hAnsi="Times New Roman" w:cs="Times New Roman"/>
+          <w:bCs/>
+          <w:sz w:val="24"/>
+          <w:szCs w:val="24"/>
+        </w:rPr>
+        <w:t>text</w:t>
+      </w:r>
+      <w:proofErr w:type="gramEnd"/>
+      <w:r>
+        <w:rPr>
+          <w:rFonts w:ascii="Times New Roman" w:hAnsi="Times New Roman" w:cs="Times New Roman"/>
+          <w:bCs/>
+          <w:sz w:val="24"/>
+          <w:szCs w:val="24"/>
+        </w:rPr>
+        <w:t>_primary</w:t>
+      </w:r>
+      <w:proofErr w:type="spellEnd"/>
+      <w:r>
+        <w:rPr>
+          <w:rFonts w:ascii="Times New Roman" w:hAnsi="Times New Roman" w:cs="Times New Roman"/>
+          <w:bCs/>
+          <w:sz w:val="24"/>
+          <w:szCs w:val="24"/>
+        </w:rPr>
+        <w:t>"</w:t>
+      </w:r>
+      <w:proofErr w:type="gramStart"/>
+      <w:r>
+        <w:rPr>
+          <w:rFonts w:ascii="Times New Roman" w:hAnsi="Times New Roman" w:cs="Times New Roman"/>
+          <w:bCs/>
+          <w:sz w:val="24"/>
+          <w:szCs w:val="24"/>
+        </w:rPr>
+        <w:t>: "#</w:t>
+      </w:r>
+      <w:proofErr w:type="gramEnd"/>
+      <w:r>
+        <w:rPr>
+          <w:rFonts w:ascii="Times New Roman" w:hAnsi="Times New Roman" w:cs="Times New Roman"/>
+          <w:bCs/>
+          <w:sz w:val="24"/>
+          <w:szCs w:val="24"/>
+        </w:rPr>
+        <w:t>f1f5f9", "</w:t>
+      </w:r>
+      <w:proofErr w:type="spellStart"/>
+      <w:r>
+        <w:rPr>
+          <w:rFonts w:ascii="Times New Roman" w:hAnsi="Times New Roman" w:cs="Times New Roman"/>
+          <w:bCs/>
+          <w:sz w:val="24"/>
+          <w:szCs w:val="24"/>
+        </w:rPr>
+        <w:t>text_secondary</w:t>
+      </w:r>
+      <w:proofErr w:type="spellEnd"/>
+      <w:r>
+        <w:rPr>
+          <w:rFonts w:ascii="Times New Roman" w:hAnsi="Times New Roman" w:cs="Times New Roman"/>
+          <w:bCs/>
+          <w:sz w:val="24"/>
+          <w:szCs w:val="24"/>
+        </w:rPr>
+        <w:t>"</w:t>
+      </w:r>
+      <w:proofErr w:type="gramStart"/>
+      <w:r>
+        <w:rPr>
+          <w:rFonts w:ascii="Times New Roman" w:hAnsi="Times New Roman" w:cs="Times New Roman"/>
+          <w:bCs/>
+          <w:sz w:val="24"/>
+          <w:szCs w:val="24"/>
+        </w:rPr>
+        <w:t>: "#</w:t>
+      </w:r>
+      <w:proofErr w:type="gramEnd"/>
+      <w:r>
+        <w:rPr>
+          <w:rFonts w:ascii="Times New Roman" w:hAnsi="Times New Roman" w:cs="Times New Roman"/>
+          <w:bCs/>
+          <w:sz w:val="24"/>
+          <w:szCs w:val="24"/>
+        </w:rPr>
+        <w:t>cbd5e1", "border"</w:t>
+      </w:r>
+      <w:proofErr w:type="gramStart"/>
+      <w:r>
+        <w:rPr>
+          <w:rFonts w:ascii="Times New Roman" w:hAnsi="Times New Roman" w:cs="Times New Roman"/>
+          <w:bCs/>
+          <w:sz w:val="24"/>
+          <w:szCs w:val="24"/>
+        </w:rPr>
+        <w:t>: "#334155"}</w:t>
+      </w:r>
+      <w:proofErr w:type="gramEnd"/>
+      <w:r>
+        <w:rPr>
+          <w:rFonts w:ascii="Times New Roman" w:hAnsi="Times New Roman" w:cs="Times New Roman"/>
+          <w:bCs/>
+          <w:sz w:val="24"/>
+          <w:szCs w:val="24"/>
+        </w:rPr>
+        <w:t>,</w:t>
       </w:r>
     </w:p>
     <w:p>
@@ -8659,7 +8630,87 @@
           <w:sz w:val="24"/>
           <w:szCs w:val="24"/>
         </w:rPr>
-        <w:t xml:space="preserve">            "vibrant":  {"primary": "#ff6b6b", "secondary": "#ff8e72", "accent": "#f5576c",</w:t>
+        <w:t xml:space="preserve">            "vibrant"</w:t>
+      </w:r>
+      <w:proofErr w:type="gramStart"/>
+      <w:r>
+        <w:rPr>
+          <w:rFonts w:ascii="Times New Roman" w:hAnsi="Times New Roman" w:cs="Times New Roman"/>
+          <w:bCs/>
+          <w:sz w:val="24"/>
+          <w:szCs w:val="24"/>
+        </w:rPr>
+        <w:t>:  {</w:t>
+      </w:r>
+      <w:proofErr w:type="gramEnd"/>
+      <w:r>
+        <w:rPr>
+          <w:rFonts w:ascii="Times New Roman" w:hAnsi="Times New Roman" w:cs="Times New Roman"/>
+          <w:bCs/>
+          <w:sz w:val="24"/>
+          <w:szCs w:val="24"/>
+        </w:rPr>
+        <w:t>"primary"</w:t>
+      </w:r>
+      <w:proofErr w:type="gramStart"/>
+      <w:r>
+        <w:rPr>
+          <w:rFonts w:ascii="Times New Roman" w:hAnsi="Times New Roman" w:cs="Times New Roman"/>
+          <w:bCs/>
+          <w:sz w:val="24"/>
+          <w:szCs w:val="24"/>
+        </w:rPr>
+        <w:t>: "#</w:t>
+      </w:r>
+      <w:proofErr w:type="gramEnd"/>
+      <w:r>
+        <w:rPr>
+          <w:rFonts w:ascii="Times New Roman" w:hAnsi="Times New Roman" w:cs="Times New Roman"/>
+          <w:bCs/>
+          <w:sz w:val="24"/>
+          <w:szCs w:val="24"/>
+        </w:rPr>
+        <w:t>ff6b6b", "secondary"</w:t>
+      </w:r>
+      <w:proofErr w:type="gramStart"/>
+      <w:r>
+        <w:rPr>
+          <w:rFonts w:ascii="Times New Roman" w:hAnsi="Times New Roman" w:cs="Times New Roman"/>
+          <w:bCs/>
+          <w:sz w:val="24"/>
+          <w:szCs w:val="24"/>
+        </w:rPr>
+        <w:t>: "#</w:t>
+      </w:r>
+      <w:proofErr w:type="gramEnd"/>
+      <w:r>
+        <w:rPr>
+          <w:rFonts w:ascii="Times New Roman" w:hAnsi="Times New Roman" w:cs="Times New Roman"/>
+          <w:bCs/>
+          <w:sz w:val="24"/>
+          <w:szCs w:val="24"/>
+        </w:rPr>
+        <w:t>ff8e72", "accent"</w:t>
+      </w:r>
+      <w:proofErr w:type="gramStart"/>
+      <w:r>
+        <w:rPr>
+          <w:rFonts w:ascii="Times New Roman" w:hAnsi="Times New Roman" w:cs="Times New Roman"/>
+          <w:bCs/>
+          <w:sz w:val="24"/>
+          <w:szCs w:val="24"/>
+        </w:rPr>
+        <w:t>: "#</w:t>
+      </w:r>
+      <w:proofErr w:type="gramEnd"/>
+      <w:r>
+        <w:rPr>
+          <w:rFonts w:ascii="Times New Roman" w:hAnsi="Times New Roman" w:cs="Times New Roman"/>
+          <w:bCs/>
+          <w:sz w:val="24"/>
+          <w:szCs w:val="24"/>
+        </w:rPr>
+        <w:t>f5576c",</w:t>
       </w:r>
     </w:p>
     <w:p>
@@ -8682,7 +8733,47 @@
           <w:sz w:val="24"/>
           <w:szCs w:val="24"/>
         </w:rPr>
-        <w:t xml:space="preserve">                         "background": "#0f172a", "surface": "#1e293b",</w:t>
+        <w:t xml:space="preserve">                         "background"</w:t>
+      </w:r>
+      <w:proofErr w:type="gramStart"/>
+      <w:r>
+        <w:rPr>
+          <w:rFonts w:ascii="Times New Roman" w:hAnsi="Times New Roman" w:cs="Times New Roman"/>
+          <w:bCs/>
+          <w:sz w:val="24"/>
+          <w:szCs w:val="24"/>
+        </w:rPr>
+        <w:t>: "#</w:t>
+      </w:r>
+      <w:proofErr w:type="gramEnd"/>
+      <w:r>
+        <w:rPr>
+          <w:rFonts w:ascii="Times New Roman" w:hAnsi="Times New Roman" w:cs="Times New Roman"/>
+          <w:bCs/>
+          <w:sz w:val="24"/>
+          <w:szCs w:val="24"/>
+        </w:rPr>
+        <w:t>0f172a", "surface"</w:t>
+      </w:r>
+      <w:proofErr w:type="gramStart"/>
+      <w:r>
+        <w:rPr>
+          <w:rFonts w:ascii="Times New Roman" w:hAnsi="Times New Roman" w:cs="Times New Roman"/>
+          <w:bCs/>
+          <w:sz w:val="24"/>
+          <w:szCs w:val="24"/>
+        </w:rPr>
+        <w:t>: "#</w:t>
+      </w:r>
+      <w:proofErr w:type="gramEnd"/>
+      <w:r>
+        <w:rPr>
+          <w:rFonts w:ascii="Times New Roman" w:hAnsi="Times New Roman" w:cs="Times New Roman"/>
+          <w:bCs/>
+          <w:sz w:val="24"/>
+          <w:szCs w:val="24"/>
+        </w:rPr>
+        <w:t>1e293b",</w:t>
       </w:r>
     </w:p>
     <w:p>
@@ -8705,7 +8796,118 @@
           <w:sz w:val="24"/>
           <w:szCs w:val="24"/>
         </w:rPr>
-        <w:t xml:space="preserve">                         "text_primary": "#f1f5f9", "text_secondary": "#cbd5e1", "border": "#334155"},</w:t>
+        <w:t xml:space="preserve">                         "</w:t>
+      </w:r>
+      <w:proofErr w:type="spellStart"/>
+      <w:proofErr w:type="gramStart"/>
+      <w:r>
+        <w:rPr>
+          <w:rFonts w:ascii="Times New Roman" w:hAnsi="Times New Roman" w:cs="Times New Roman"/>
+          <w:bCs/>
+          <w:sz w:val="24"/>
+          <w:szCs w:val="24"/>
+        </w:rPr>
+        <w:t>text</w:t>
+      </w:r>
+      <w:proofErr w:type="gramEnd"/>
+      <w:r>
+        <w:rPr>
+          <w:rFonts w:ascii="Times New Roman" w:hAnsi="Times New Roman" w:cs="Times New Roman"/>
+          <w:bCs/>
+          <w:sz w:val="24"/>
+          <w:szCs w:val="24"/>
+        </w:rPr>
+        <w:t>_primary</w:t>
+      </w:r>
+      <w:proofErr w:type="spellEnd"/>
+      <w:r>
+        <w:rPr>
+          <w:rFonts w:ascii="Times New Roman" w:hAnsi="Times New Roman" w:cs="Times New Roman"/>
+          <w:bCs/>
+          <w:sz w:val="24"/>
+          <w:szCs w:val="24"/>
+        </w:rPr>
+        <w:t>"</w:t>
+      </w:r>
+      <w:proofErr w:type="gramStart"/>
+      <w:r>
+        <w:rPr>
+          <w:rFonts w:ascii="Times New Roman" w:hAnsi="Times New Roman" w:cs="Times New Roman"/>
+          <w:bCs/>
+          <w:sz w:val="24"/>
+          <w:szCs w:val="24"/>
+        </w:rPr>
+        <w:t>: "#</w:t>
+      </w:r>
+      <w:proofErr w:type="gramEnd"/>
+      <w:r>
+        <w:rPr>
+          <w:rFonts w:ascii="Times New Roman" w:hAnsi="Times New Roman" w:cs="Times New Roman"/>
+          <w:bCs/>
+          <w:sz w:val="24"/>
+          <w:szCs w:val="24"/>
+        </w:rPr>
+        <w:t>f1f5f9", "</w:t>
+      </w:r>
+      <w:proofErr w:type="spellStart"/>
+      <w:r>
+        <w:rPr>
+          <w:rFonts w:ascii="Times New Roman" w:hAnsi="Times New Roman" w:cs="Times New Roman"/>
+          <w:bCs/>
+          <w:sz w:val="24"/>
+          <w:szCs w:val="24"/>
+        </w:rPr>
+        <w:t>text_secondary</w:t>
+      </w:r>
+      <w:proofErr w:type="spellEnd"/>
+      <w:r>
+        <w:rPr>
+          <w:rFonts w:ascii="Times New Roman" w:hAnsi="Times New Roman" w:cs="Times New Roman"/>
+          <w:bCs/>
+          <w:sz w:val="24"/>
+          <w:szCs w:val="24"/>
+        </w:rPr>
+        <w:t>"</w:t>
+      </w:r>
+      <w:proofErr w:type="gramStart"/>
+      <w:r>
+        <w:rPr>
+          <w:rFonts w:ascii="Times New Roman" w:hAnsi="Times New Roman" w:cs="Times New Roman"/>
+          <w:bCs/>
+          <w:sz w:val="24"/>
+          <w:szCs w:val="24"/>
+        </w:rPr>
+        <w:t>: "#</w:t>
+      </w:r>
+      <w:proofErr w:type="gramEnd"/>
+      <w:r>
+        <w:rPr>
+          <w:rFonts w:ascii="Times New Roman" w:hAnsi="Times New Roman" w:cs="Times New Roman"/>
+          <w:bCs/>
+          <w:sz w:val="24"/>
+          <w:szCs w:val="24"/>
+        </w:rPr>
+        <w:t>cbd5e1", "border"</w:t>
+      </w:r>
+      <w:proofErr w:type="gramStart"/>
+      <w:r>
+        <w:rPr>
+          <w:rFonts w:ascii="Times New Roman" w:hAnsi="Times New Roman" w:cs="Times New Roman"/>
+          <w:bCs/>
+          <w:sz w:val="24"/>
+          <w:szCs w:val="24"/>
+        </w:rPr>
+        <w:t>: "#334155"}</w:t>
+      </w:r>
+      <w:proofErr w:type="gramEnd"/>
+      <w:r>
+        <w:rPr>
+          <w:rFonts w:ascii="Times New Roman" w:hAnsi="Times New Roman" w:cs="Times New Roman"/>
+          <w:bCs/>
+          <w:sz w:val="24"/>
+          <w:szCs w:val="24"/>
+        </w:rPr>
+        <w:t>,</w:t>
       </w:r>
     </w:p>
     <w:p>
@@ -8728,7 +8930,87 @@
           <w:sz w:val="24"/>
           <w:szCs w:val="24"/>
         </w:rPr>
-        <w:t xml:space="preserve">            "ocean":    {"primary": "#0099cc", "secondary": "#006699", "accent": "#00ccff",</w:t>
+        <w:t xml:space="preserve">            "ocean": </w:t>
+      </w:r>
+      <w:proofErr w:type="gramStart"/>
+      <w:r>
+        <w:rPr>
+          <w:rFonts w:ascii="Times New Roman" w:hAnsi="Times New Roman" w:cs="Times New Roman"/>
+          <w:bCs/>
+          <w:sz w:val="24"/>
+          <w:szCs w:val="24"/>
+        </w:rPr>
+        <w:t xml:space="preserve">   {</w:t>
+      </w:r>
+      <w:proofErr w:type="gramEnd"/>
+      <w:r>
+        <w:rPr>
+          <w:rFonts w:ascii="Times New Roman" w:hAnsi="Times New Roman" w:cs="Times New Roman"/>
+          <w:bCs/>
+          <w:sz w:val="24"/>
+          <w:szCs w:val="24"/>
+        </w:rPr>
+        <w:t>"primary"</w:t>
+      </w:r>
+      <w:proofErr w:type="gramStart"/>
+      <w:r>
+        <w:rPr>
+          <w:rFonts w:ascii="Times New Roman" w:hAnsi="Times New Roman" w:cs="Times New Roman"/>
+          <w:bCs/>
+          <w:sz w:val="24"/>
+          <w:szCs w:val="24"/>
+        </w:rPr>
+        <w:t>: "#</w:t>
+      </w:r>
+      <w:proofErr w:type="gramEnd"/>
+      <w:r>
+        <w:rPr>
+          <w:rFonts w:ascii="Times New Roman" w:hAnsi="Times New Roman" w:cs="Times New Roman"/>
+          <w:bCs/>
+          <w:sz w:val="24"/>
+          <w:szCs w:val="24"/>
+        </w:rPr>
+        <w:t>0099cc", "secondary"</w:t>
+      </w:r>
+      <w:proofErr w:type="gramStart"/>
+      <w:r>
+        <w:rPr>
+          <w:rFonts w:ascii="Times New Roman" w:hAnsi="Times New Roman" w:cs="Times New Roman"/>
+          <w:bCs/>
+          <w:sz w:val="24"/>
+          <w:szCs w:val="24"/>
+        </w:rPr>
+        <w:t>: "#</w:t>
+      </w:r>
+      <w:proofErr w:type="gramEnd"/>
+      <w:r>
+        <w:rPr>
+          <w:rFonts w:ascii="Times New Roman" w:hAnsi="Times New Roman" w:cs="Times New Roman"/>
+          <w:bCs/>
+          <w:sz w:val="24"/>
+          <w:szCs w:val="24"/>
+        </w:rPr>
+        <w:t>006699", "accent"</w:t>
+      </w:r>
+      <w:proofErr w:type="gramStart"/>
+      <w:r>
+        <w:rPr>
+          <w:rFonts w:ascii="Times New Roman" w:hAnsi="Times New Roman" w:cs="Times New Roman"/>
+          <w:bCs/>
+          <w:sz w:val="24"/>
+          <w:szCs w:val="24"/>
+        </w:rPr>
+        <w:t>: "#</w:t>
+      </w:r>
+      <w:proofErr w:type="gramEnd"/>
+      <w:r>
+        <w:rPr>
+          <w:rFonts w:ascii="Times New Roman" w:hAnsi="Times New Roman" w:cs="Times New Roman"/>
+          <w:bCs/>
+          <w:sz w:val="24"/>
+          <w:szCs w:val="24"/>
+        </w:rPr>
+        <w:t>00ccff",</w:t>
       </w:r>
     </w:p>
     <w:p>
@@ -8751,7 +9033,47 @@
           <w:sz w:val="24"/>
           <w:szCs w:val="24"/>
         </w:rPr>
-        <w:t xml:space="preserve">                         "background": "#0f172a", "surface": "#1e293b",</w:t>
+        <w:t xml:space="preserve">                         "background"</w:t>
+      </w:r>
+      <w:proofErr w:type="gramStart"/>
+      <w:r>
+        <w:rPr>
+          <w:rFonts w:ascii="Times New Roman" w:hAnsi="Times New Roman" w:cs="Times New Roman"/>
+          <w:bCs/>
+          <w:sz w:val="24"/>
+          <w:szCs w:val="24"/>
+        </w:rPr>
+        <w:t>: "#</w:t>
+      </w:r>
+      <w:proofErr w:type="gramEnd"/>
+      <w:r>
+        <w:rPr>
+          <w:rFonts w:ascii="Times New Roman" w:hAnsi="Times New Roman" w:cs="Times New Roman"/>
+          <w:bCs/>
+          <w:sz w:val="24"/>
+          <w:szCs w:val="24"/>
+        </w:rPr>
+        <w:t>0f172a", "surface"</w:t>
+      </w:r>
+      <w:proofErr w:type="gramStart"/>
+      <w:r>
+        <w:rPr>
+          <w:rFonts w:ascii="Times New Roman" w:hAnsi="Times New Roman" w:cs="Times New Roman"/>
+          <w:bCs/>
+          <w:sz w:val="24"/>
+          <w:szCs w:val="24"/>
+        </w:rPr>
+        <w:t>: "#</w:t>
+      </w:r>
+      <w:proofErr w:type="gramEnd"/>
+      <w:r>
+        <w:rPr>
+          <w:rFonts w:ascii="Times New Roman" w:hAnsi="Times New Roman" w:cs="Times New Roman"/>
+          <w:bCs/>
+          <w:sz w:val="24"/>
+          <w:szCs w:val="24"/>
+        </w:rPr>
+        <w:t>1e293b",</w:t>
       </w:r>
     </w:p>
     <w:p>
@@ -8774,7 +9096,118 @@
           <w:sz w:val="24"/>
           <w:szCs w:val="24"/>
         </w:rPr>
-        <w:t xml:space="preserve">                         "text_primary": "#f1f5f9", "text_secondary": "#cbd5e1", "border": "#334155"},</w:t>
+        <w:t xml:space="preserve">                         "</w:t>
+      </w:r>
+      <w:proofErr w:type="spellStart"/>
+      <w:proofErr w:type="gramStart"/>
+      <w:r>
+        <w:rPr>
+          <w:rFonts w:ascii="Times New Roman" w:hAnsi="Times New Roman" w:cs="Times New Roman"/>
+          <w:bCs/>
+          <w:sz w:val="24"/>
+          <w:szCs w:val="24"/>
+        </w:rPr>
+        <w:t>text</w:t>
+      </w:r>
+      <w:proofErr w:type="gramEnd"/>
+      <w:r>
+        <w:rPr>
+          <w:rFonts w:ascii="Times New Roman" w:hAnsi="Times New Roman" w:cs="Times New Roman"/>
+          <w:bCs/>
+          <w:sz w:val="24"/>
+          <w:szCs w:val="24"/>
+        </w:rPr>
+        <w:t>_primary</w:t>
+      </w:r>
+      <w:proofErr w:type="spellEnd"/>
+      <w:r>
+        <w:rPr>
+          <w:rFonts w:ascii="Times New Roman" w:hAnsi="Times New Roman" w:cs="Times New Roman"/>
+          <w:bCs/>
+          <w:sz w:val="24"/>
+          <w:szCs w:val="24"/>
+        </w:rPr>
+        <w:t>"</w:t>
+      </w:r>
+      <w:proofErr w:type="gramStart"/>
+      <w:r>
+        <w:rPr>
+          <w:rFonts w:ascii="Times New Roman" w:hAnsi="Times New Roman" w:cs="Times New Roman"/>
+          <w:bCs/>
+          <w:sz w:val="24"/>
+          <w:szCs w:val="24"/>
+        </w:rPr>
+        <w:t>: "#</w:t>
+      </w:r>
+      <w:proofErr w:type="gramEnd"/>
+      <w:r>
+        <w:rPr>
+          <w:rFonts w:ascii="Times New Roman" w:hAnsi="Times New Roman" w:cs="Times New Roman"/>
+          <w:bCs/>
+          <w:sz w:val="24"/>
+          <w:szCs w:val="24"/>
+        </w:rPr>
+        <w:t>f1f5f9", "</w:t>
+      </w:r>
+      <w:proofErr w:type="spellStart"/>
+      <w:r>
+        <w:rPr>
+          <w:rFonts w:ascii="Times New Roman" w:hAnsi="Times New Roman" w:cs="Times New Roman"/>
+          <w:bCs/>
+          <w:sz w:val="24"/>
+          <w:szCs w:val="24"/>
+        </w:rPr>
+        <w:t>text_secondary</w:t>
+      </w:r>
+      <w:proofErr w:type="spellEnd"/>
+      <w:r>
+        <w:rPr>
+          <w:rFonts w:ascii="Times New Roman" w:hAnsi="Times New Roman" w:cs="Times New Roman"/>
+          <w:bCs/>
+          <w:sz w:val="24"/>
+          <w:szCs w:val="24"/>
+        </w:rPr>
+        <w:t>"</w:t>
+      </w:r>
+      <w:proofErr w:type="gramStart"/>
+      <w:r>
+        <w:rPr>
+          <w:rFonts w:ascii="Times New Roman" w:hAnsi="Times New Roman" w:cs="Times New Roman"/>
+          <w:bCs/>
+          <w:sz w:val="24"/>
+          <w:szCs w:val="24"/>
+        </w:rPr>
+        <w:t>: "#</w:t>
+      </w:r>
+      <w:proofErr w:type="gramEnd"/>
+      <w:r>
+        <w:rPr>
+          <w:rFonts w:ascii="Times New Roman" w:hAnsi="Times New Roman" w:cs="Times New Roman"/>
+          <w:bCs/>
+          <w:sz w:val="24"/>
+          <w:szCs w:val="24"/>
+        </w:rPr>
+        <w:t>cbd5e1", "border"</w:t>
+      </w:r>
+      <w:proofErr w:type="gramStart"/>
+      <w:r>
+        <w:rPr>
+          <w:rFonts w:ascii="Times New Roman" w:hAnsi="Times New Roman" w:cs="Times New Roman"/>
+          <w:bCs/>
+          <w:sz w:val="24"/>
+          <w:szCs w:val="24"/>
+        </w:rPr>
+        <w:t>: "#334155"}</w:t>
+      </w:r>
+      <w:proofErr w:type="gramEnd"/>
+      <w:r>
+        <w:rPr>
+          <w:rFonts w:ascii="Times New Roman" w:hAnsi="Times New Roman" w:cs="Times New Roman"/>
+          <w:bCs/>
+          <w:sz w:val="24"/>
+          <w:szCs w:val="24"/>
+        </w:rPr>
+        <w:t>,</w:t>
       </w:r>
     </w:p>
     <w:p>
@@ -8820,7 +9253,49 @@
           <w:sz w:val="24"/>
           <w:szCs w:val="24"/>
         </w:rPr>
-        <w:t xml:space="preserve">        return palettes.get(style.lower(), palettes["modern"])</w:t>
+        <w:t xml:space="preserve">        return </w:t>
+      </w:r>
+      <w:proofErr w:type="spellStart"/>
+      <w:r>
+        <w:rPr>
+          <w:rFonts w:ascii="Times New Roman" w:hAnsi="Times New Roman" w:cs="Times New Roman"/>
+          <w:bCs/>
+          <w:sz w:val="24"/>
+          <w:szCs w:val="24"/>
+        </w:rPr>
+        <w:t>palettes.get</w:t>
+      </w:r>
+      <w:proofErr w:type="spellEnd"/>
+      <w:r>
+        <w:rPr>
+          <w:rFonts w:ascii="Times New Roman" w:hAnsi="Times New Roman" w:cs="Times New Roman"/>
+          <w:bCs/>
+          <w:sz w:val="24"/>
+          <w:szCs w:val="24"/>
+        </w:rPr>
+        <w:t>(</w:t>
+      </w:r>
+      <w:proofErr w:type="spellStart"/>
+      <w:proofErr w:type="gramStart"/>
+      <w:r>
+        <w:rPr>
+          <w:rFonts w:ascii="Times New Roman" w:hAnsi="Times New Roman" w:cs="Times New Roman"/>
+          <w:bCs/>
+          <w:sz w:val="24"/>
+          <w:szCs w:val="24"/>
+        </w:rPr>
+        <w:t>style.lower</w:t>
+      </w:r>
+      <w:proofErr w:type="spellEnd"/>
+      <w:proofErr w:type="gramEnd"/>
+      <w:r>
+        <w:rPr>
+          <w:rFonts w:ascii="Times New Roman" w:hAnsi="Times New Roman" w:cs="Times New Roman"/>
+          <w:bCs/>
+          <w:sz w:val="24"/>
+          <w:szCs w:val="24"/>
+        </w:rPr>
+        <w:t>(), palettes["modern"])</w:t>
       </w:r>
     </w:p>
     <w:p>
@@ -8947,7 +9422,27 @@
           <w:sz w:val="24"/>
           <w:szCs w:val="24"/>
         </w:rPr>
-        <w:t>class HTMLPageBuilder:</w:t>
+        <w:t xml:space="preserve">class </w:t>
+      </w:r>
+      <w:proofErr w:type="spellStart"/>
+      <w:r>
+        <w:rPr>
+          <w:rFonts w:ascii="Times New Roman" w:hAnsi="Times New Roman" w:cs="Times New Roman"/>
+          <w:bCs/>
+          <w:sz w:val="24"/>
+          <w:szCs w:val="24"/>
+        </w:rPr>
+        <w:t>HTMLPageBuilder</w:t>
+      </w:r>
+      <w:proofErr w:type="spellEnd"/>
+      <w:r>
+        <w:rPr>
+          <w:rFonts w:ascii="Times New Roman" w:hAnsi="Times New Roman" w:cs="Times New Roman"/>
+          <w:bCs/>
+          <w:sz w:val="24"/>
+          <w:szCs w:val="24"/>
+        </w:rPr>
+        <w:t>:</w:t>
       </w:r>
     </w:p>
     <w:p>
@@ -8971,8 +9466,19 @@
           <w:sz w:val="24"/>
           <w:szCs w:val="24"/>
         </w:rPr>
-        <w:t xml:space="preserve">    @staticmethod</w:t>
-      </w:r>
+        <w:t xml:space="preserve">    </w:t>
+      </w:r>
+      <w:proofErr w:type="gramStart"/>
+      <w:r>
+        <w:rPr>
+          <w:rFonts w:ascii="Times New Roman" w:hAnsi="Times New Roman" w:cs="Times New Roman"/>
+          <w:bCs/>
+          <w:sz w:val="24"/>
+          <w:szCs w:val="24"/>
+        </w:rPr>
+        <w:t>@staticmethod</w:t>
+      </w:r>
+      <w:proofErr w:type="gramEnd"/>
     </w:p>
     <w:p>
       <w:pPr>
@@ -8995,7 +9501,47 @@
           <w:sz w:val="24"/>
           <w:szCs w:val="24"/>
         </w:rPr>
-        <w:t xml:space="preserve">    def extract_sections(description: str) -&gt; List[str]:</w:t>
+        <w:t xml:space="preserve">    def </w:t>
+      </w:r>
+      <w:proofErr w:type="spellStart"/>
+      <w:r>
+        <w:rPr>
+          <w:rFonts w:ascii="Times New Roman" w:hAnsi="Times New Roman" w:cs="Times New Roman"/>
+          <w:bCs/>
+          <w:sz w:val="24"/>
+          <w:szCs w:val="24"/>
+        </w:rPr>
+        <w:t>extract_</w:t>
+      </w:r>
+      <w:proofErr w:type="gramStart"/>
+      <w:r>
+        <w:rPr>
+          <w:rFonts w:ascii="Times New Roman" w:hAnsi="Times New Roman" w:cs="Times New Roman"/>
+          <w:bCs/>
+          <w:sz w:val="24"/>
+          <w:szCs w:val="24"/>
+        </w:rPr>
+        <w:t>sections</w:t>
+      </w:r>
+      <w:proofErr w:type="spellEnd"/>
+      <w:r>
+        <w:rPr>
+          <w:rFonts w:ascii="Times New Roman" w:hAnsi="Times New Roman" w:cs="Times New Roman"/>
+          <w:bCs/>
+          <w:sz w:val="24"/>
+          <w:szCs w:val="24"/>
+        </w:rPr>
+        <w:t>(</w:t>
+      </w:r>
+      <w:proofErr w:type="gramEnd"/>
+      <w:r>
+        <w:rPr>
+          <w:rFonts w:ascii="Times New Roman" w:hAnsi="Times New Roman" w:cs="Times New Roman"/>
+          <w:bCs/>
+          <w:sz w:val="24"/>
+          <w:szCs w:val="24"/>
+        </w:rPr>
+        <w:t>description: str) -&gt; List[str]:</w:t>
       </w:r>
     </w:p>
     <w:p>
@@ -9043,7 +9589,27 @@
           <w:sz w:val="24"/>
           <w:szCs w:val="24"/>
         </w:rPr>
-        <w:t xml:space="preserve">        section_keywords = {</w:t>
+        <w:t xml:space="preserve">        </w:t>
+      </w:r>
+      <w:proofErr w:type="spellStart"/>
+      <w:r>
+        <w:rPr>
+          <w:rFonts w:ascii="Times New Roman" w:hAnsi="Times New Roman" w:cs="Times New Roman"/>
+          <w:bCs/>
+          <w:sz w:val="24"/>
+          <w:szCs w:val="24"/>
+        </w:rPr>
+        <w:t>section_keywords</w:t>
+      </w:r>
+      <w:proofErr w:type="spellEnd"/>
+      <w:r>
+        <w:rPr>
+          <w:rFonts w:ascii="Times New Roman" w:hAnsi="Times New Roman" w:cs="Times New Roman"/>
+          <w:bCs/>
+          <w:sz w:val="24"/>
+          <w:szCs w:val="24"/>
+        </w:rPr>
+        <w:t xml:space="preserve"> = {</w:t>
       </w:r>
     </w:p>
     <w:p>
@@ -9067,7 +9633,27 @@
           <w:sz w:val="24"/>
           <w:szCs w:val="24"/>
         </w:rPr>
-        <w:t xml:space="preserve">            "hero":         ["hero", "banner", "landing"],</w:t>
+        <w:t xml:space="preserve">            "hero":      </w:t>
+      </w:r>
+      <w:proofErr w:type="gramStart"/>
+      <w:r>
+        <w:rPr>
+          <w:rFonts w:ascii="Times New Roman" w:hAnsi="Times New Roman" w:cs="Times New Roman"/>
+          <w:bCs/>
+          <w:sz w:val="24"/>
+          <w:szCs w:val="24"/>
+        </w:rPr>
+        <w:t xml:space="preserve">   [</w:t>
+      </w:r>
+      <w:proofErr w:type="gramEnd"/>
+      <w:r>
+        <w:rPr>
+          <w:rFonts w:ascii="Times New Roman" w:hAnsi="Times New Roman" w:cs="Times New Roman"/>
+          <w:bCs/>
+          <w:sz w:val="24"/>
+          <w:szCs w:val="24"/>
+        </w:rPr>
+        <w:t>"hero", "banner", "landing"],</w:t>
       </w:r>
     </w:p>
     <w:p>
@@ -9091,7 +9677,27 @@
           <w:sz w:val="24"/>
           <w:szCs w:val="24"/>
         </w:rPr>
-        <w:t xml:space="preserve">            "features":     ["features", "services", "benefits"],</w:t>
+        <w:t xml:space="preserve">            "features":  </w:t>
+      </w:r>
+      <w:proofErr w:type="gramStart"/>
+      <w:r>
+        <w:rPr>
+          <w:rFonts w:ascii="Times New Roman" w:hAnsi="Times New Roman" w:cs="Times New Roman"/>
+          <w:bCs/>
+          <w:sz w:val="24"/>
+          <w:szCs w:val="24"/>
+        </w:rPr>
+        <w:t xml:space="preserve">   [</w:t>
+      </w:r>
+      <w:proofErr w:type="gramEnd"/>
+      <w:r>
+        <w:rPr>
+          <w:rFonts w:ascii="Times New Roman" w:hAnsi="Times New Roman" w:cs="Times New Roman"/>
+          <w:bCs/>
+          <w:sz w:val="24"/>
+          <w:szCs w:val="24"/>
+        </w:rPr>
+        <w:t>"features", "services", "benefits"],</w:t>
       </w:r>
     </w:p>
     <w:p>
@@ -9115,7 +9721,27 @@
           <w:sz w:val="24"/>
           <w:szCs w:val="24"/>
         </w:rPr>
-        <w:t xml:space="preserve">            "about":        ["about", "team", "company"],</w:t>
+        <w:t xml:space="preserve">            "about":     </w:t>
+      </w:r>
+      <w:proofErr w:type="gramStart"/>
+      <w:r>
+        <w:rPr>
+          <w:rFonts w:ascii="Times New Roman" w:hAnsi="Times New Roman" w:cs="Times New Roman"/>
+          <w:bCs/>
+          <w:sz w:val="24"/>
+          <w:szCs w:val="24"/>
+        </w:rPr>
+        <w:t xml:space="preserve">   [</w:t>
+      </w:r>
+      <w:proofErr w:type="gramEnd"/>
+      <w:r>
+        <w:rPr>
+          <w:rFonts w:ascii="Times New Roman" w:hAnsi="Times New Roman" w:cs="Times New Roman"/>
+          <w:bCs/>
+          <w:sz w:val="24"/>
+          <w:szCs w:val="24"/>
+        </w:rPr>
+        <w:t>"about", "team", "company"],</w:t>
       </w:r>
     </w:p>
     <w:p>
@@ -9139,7 +9765,27 @@
           <w:sz w:val="24"/>
           <w:szCs w:val="24"/>
         </w:rPr>
-        <w:t xml:space="preserve">            "portfolio":    ["portfolio", "gallery", "work", "projects"],</w:t>
+        <w:t xml:space="preserve">            "portfolio": </w:t>
+      </w:r>
+      <w:proofErr w:type="gramStart"/>
+      <w:r>
+        <w:rPr>
+          <w:rFonts w:ascii="Times New Roman" w:hAnsi="Times New Roman" w:cs="Times New Roman"/>
+          <w:bCs/>
+          <w:sz w:val="24"/>
+          <w:szCs w:val="24"/>
+        </w:rPr>
+        <w:t xml:space="preserve">   [</w:t>
+      </w:r>
+      <w:proofErr w:type="gramEnd"/>
+      <w:r>
+        <w:rPr>
+          <w:rFonts w:ascii="Times New Roman" w:hAnsi="Times New Roman" w:cs="Times New Roman"/>
+          <w:bCs/>
+          <w:sz w:val="24"/>
+          <w:szCs w:val="24"/>
+        </w:rPr>
+        <w:t>"portfolio", "gallery", "work", "projects"],</w:t>
       </w:r>
     </w:p>
     <w:p>
@@ -9187,7 +9833,27 @@
           <w:sz w:val="24"/>
           <w:szCs w:val="24"/>
         </w:rPr>
-        <w:t xml:space="preserve">            "pricing":      ["pricing", "plans", "cost"],</w:t>
+        <w:t xml:space="preserve">            "pricing":   </w:t>
+      </w:r>
+      <w:proofErr w:type="gramStart"/>
+      <w:r>
+        <w:rPr>
+          <w:rFonts w:ascii="Times New Roman" w:hAnsi="Times New Roman" w:cs="Times New Roman"/>
+          <w:bCs/>
+          <w:sz w:val="24"/>
+          <w:szCs w:val="24"/>
+        </w:rPr>
+        <w:t xml:space="preserve">   [</w:t>
+      </w:r>
+      <w:proofErr w:type="gramEnd"/>
+      <w:r>
+        <w:rPr>
+          <w:rFonts w:ascii="Times New Roman" w:hAnsi="Times New Roman" w:cs="Times New Roman"/>
+          <w:bCs/>
+          <w:sz w:val="24"/>
+          <w:szCs w:val="24"/>
+        </w:rPr>
+        <w:t>"pricing", "plans", "cost"],</w:t>
       </w:r>
     </w:p>
     <w:p>
@@ -9211,7 +9877,27 @@
           <w:sz w:val="24"/>
           <w:szCs w:val="24"/>
         </w:rPr>
-        <w:t xml:space="preserve">            "contact":      ["contact", "form", "reach"],</w:t>
+        <w:t xml:space="preserve">            "contact":   </w:t>
+      </w:r>
+      <w:proofErr w:type="gramStart"/>
+      <w:r>
+        <w:rPr>
+          <w:rFonts w:ascii="Times New Roman" w:hAnsi="Times New Roman" w:cs="Times New Roman"/>
+          <w:bCs/>
+          <w:sz w:val="24"/>
+          <w:szCs w:val="24"/>
+        </w:rPr>
+        <w:t xml:space="preserve">   [</w:t>
+      </w:r>
+      <w:proofErr w:type="gramEnd"/>
+      <w:r>
+        <w:rPr>
+          <w:rFonts w:ascii="Times New Roman" w:hAnsi="Times New Roman" w:cs="Times New Roman"/>
+          <w:bCs/>
+          <w:sz w:val="24"/>
+          <w:szCs w:val="24"/>
+        </w:rPr>
+        <w:t>"contact", "form", "reach"],</w:t>
       </w:r>
     </w:p>
     <w:p>
@@ -9235,7 +9921,27 @@
           <w:sz w:val="24"/>
           <w:szCs w:val="24"/>
         </w:rPr>
-        <w:t xml:space="preserve">            "footer":       ["footer", "bottom"],</w:t>
+        <w:t xml:space="preserve">            "footer":    </w:t>
+      </w:r>
+      <w:proofErr w:type="gramStart"/>
+      <w:r>
+        <w:rPr>
+          <w:rFonts w:ascii="Times New Roman" w:hAnsi="Times New Roman" w:cs="Times New Roman"/>
+          <w:bCs/>
+          <w:sz w:val="24"/>
+          <w:szCs w:val="24"/>
+        </w:rPr>
+        <w:t xml:space="preserve">   [</w:t>
+      </w:r>
+      <w:proofErr w:type="gramEnd"/>
+      <w:r>
+        <w:rPr>
+          <w:rFonts w:ascii="Times New Roman" w:hAnsi="Times New Roman" w:cs="Times New Roman"/>
+          <w:bCs/>
+          <w:sz w:val="24"/>
+          <w:szCs w:val="24"/>
+        </w:rPr>
+        <w:t>"footer", "bottom"],</w:t>
       </w:r>
     </w:p>
     <w:p>
@@ -9283,7 +9989,49 @@
           <w:sz w:val="24"/>
           <w:szCs w:val="24"/>
         </w:rPr>
-        <w:t xml:space="preserve">        desc_lower = description.lower()</w:t>
+        <w:t xml:space="preserve">        </w:t>
+      </w:r>
+      <w:proofErr w:type="spellStart"/>
+      <w:r>
+        <w:rPr>
+          <w:rFonts w:ascii="Times New Roman" w:hAnsi="Times New Roman" w:cs="Times New Roman"/>
+          <w:bCs/>
+          <w:sz w:val="24"/>
+          <w:szCs w:val="24"/>
+        </w:rPr>
+        <w:t>desc_lower</w:t>
+      </w:r>
+      <w:proofErr w:type="spellEnd"/>
+      <w:r>
+        <w:rPr>
+          <w:rFonts w:ascii="Times New Roman" w:hAnsi="Times New Roman" w:cs="Times New Roman"/>
+          <w:bCs/>
+          <w:sz w:val="24"/>
+          <w:szCs w:val="24"/>
+        </w:rPr>
+        <w:t xml:space="preserve"> = </w:t>
+      </w:r>
+      <w:proofErr w:type="spellStart"/>
+      <w:proofErr w:type="gramStart"/>
+      <w:r>
+        <w:rPr>
+          <w:rFonts w:ascii="Times New Roman" w:hAnsi="Times New Roman" w:cs="Times New Roman"/>
+          <w:bCs/>
+          <w:sz w:val="24"/>
+          <w:szCs w:val="24"/>
+        </w:rPr>
+        <w:t>description.lower</w:t>
+      </w:r>
+      <w:proofErr w:type="spellEnd"/>
+      <w:proofErr w:type="gramEnd"/>
+      <w:r>
+        <w:rPr>
+          <w:rFonts w:ascii="Times New Roman" w:hAnsi="Times New Roman" w:cs="Times New Roman"/>
+          <w:bCs/>
+          <w:sz w:val="24"/>
+          <w:szCs w:val="24"/>
+        </w:rPr>
+        <w:t>()</w:t>
       </w:r>
     </w:p>
     <w:p>
@@ -9307,7 +10055,58 @@
           <w:sz w:val="24"/>
           <w:szCs w:val="24"/>
         </w:rPr>
-        <w:t xml:space="preserve">        for section_type, keywords in section_keywords.items():</w:t>
+        <w:t xml:space="preserve">        for </w:t>
+      </w:r>
+      <w:proofErr w:type="spellStart"/>
+      <w:r>
+        <w:rPr>
+          <w:rFonts w:ascii="Times New Roman" w:hAnsi="Times New Roman" w:cs="Times New Roman"/>
+          <w:bCs/>
+          <w:sz w:val="24"/>
+          <w:szCs w:val="24"/>
+        </w:rPr>
+        <w:t>section_type</w:t>
+      </w:r>
+      <w:proofErr w:type="spellEnd"/>
+      <w:r>
+        <w:rPr>
+          <w:rFonts w:ascii="Times New Roman" w:hAnsi="Times New Roman" w:cs="Times New Roman"/>
+          <w:bCs/>
+          <w:sz w:val="24"/>
+          <w:szCs w:val="24"/>
+        </w:rPr>
+        <w:t xml:space="preserve">, keywords in </w:t>
+      </w:r>
+      <w:proofErr w:type="spellStart"/>
+      <w:r>
+        <w:rPr>
+          <w:rFonts w:ascii="Times New Roman" w:hAnsi="Times New Roman" w:cs="Times New Roman"/>
+          <w:bCs/>
+          <w:sz w:val="24"/>
+          <w:szCs w:val="24"/>
+        </w:rPr>
+        <w:t>section_</w:t>
+      </w:r>
+      <w:proofErr w:type="gramStart"/>
+      <w:r>
+        <w:rPr>
+          <w:rFonts w:ascii="Times New Roman" w:hAnsi="Times New Roman" w:cs="Times New Roman"/>
+          <w:bCs/>
+          <w:sz w:val="24"/>
+          <w:szCs w:val="24"/>
+        </w:rPr>
+        <w:t>keywords.items</w:t>
+      </w:r>
+      <w:proofErr w:type="spellEnd"/>
+      <w:proofErr w:type="gramEnd"/>
+      <w:r>
+        <w:rPr>
+          <w:rFonts w:ascii="Times New Roman" w:hAnsi="Times New Roman" w:cs="Times New Roman"/>
+          <w:bCs/>
+          <w:sz w:val="24"/>
+          <w:szCs w:val="24"/>
+        </w:rPr>
+        <w:t>():</w:t>
       </w:r>
     </w:p>
     <w:p>
@@ -9355,7 +10154,27 @@
           <w:sz w:val="24"/>
           <w:szCs w:val="24"/>
         </w:rPr>
-        <w:t xml:space="preserve">                if kw in desc_lower:</w:t>
+        <w:t xml:space="preserve">                if kw in </w:t>
+      </w:r>
+      <w:proofErr w:type="spellStart"/>
+      <w:r>
+        <w:rPr>
+          <w:rFonts w:ascii="Times New Roman" w:hAnsi="Times New Roman" w:cs="Times New Roman"/>
+          <w:bCs/>
+          <w:sz w:val="24"/>
+          <w:szCs w:val="24"/>
+        </w:rPr>
+        <w:t>desc_lower</w:t>
+      </w:r>
+      <w:proofErr w:type="spellEnd"/>
+      <w:r>
+        <w:rPr>
+          <w:rFonts w:ascii="Times New Roman" w:hAnsi="Times New Roman" w:cs="Times New Roman"/>
+          <w:bCs/>
+          <w:sz w:val="24"/>
+          <w:szCs w:val="24"/>
+        </w:rPr>
+        <w:t>:</w:t>
       </w:r>
     </w:p>
     <w:p>
@@ -9379,7 +10198,49 @@
           <w:sz w:val="24"/>
           <w:szCs w:val="24"/>
         </w:rPr>
-        <w:t xml:space="preserve">                    sections.append(section_type)</w:t>
+        <w:t xml:space="preserve">                    </w:t>
+      </w:r>
+      <w:proofErr w:type="spellStart"/>
+      <w:proofErr w:type="gramStart"/>
+      <w:r>
+        <w:rPr>
+          <w:rFonts w:ascii="Times New Roman" w:hAnsi="Times New Roman" w:cs="Times New Roman"/>
+          <w:bCs/>
+          <w:sz w:val="24"/>
+          <w:szCs w:val="24"/>
+        </w:rPr>
+        <w:t>sections.append</w:t>
+      </w:r>
+      <w:proofErr w:type="spellEnd"/>
+      <w:proofErr w:type="gramEnd"/>
+      <w:r>
+        <w:rPr>
+          <w:rFonts w:ascii="Times New Roman" w:hAnsi="Times New Roman" w:cs="Times New Roman"/>
+          <w:bCs/>
+          <w:sz w:val="24"/>
+          <w:szCs w:val="24"/>
+        </w:rPr>
+        <w:t>(</w:t>
+      </w:r>
+      <w:proofErr w:type="spellStart"/>
+      <w:r>
+        <w:rPr>
+          <w:rFonts w:ascii="Times New Roman" w:hAnsi="Times New Roman" w:cs="Times New Roman"/>
+          <w:bCs/>
+          <w:sz w:val="24"/>
+          <w:szCs w:val="24"/>
+        </w:rPr>
+        <w:t>section_type</w:t>
+      </w:r>
+      <w:proofErr w:type="spellEnd"/>
+      <w:r>
+        <w:rPr>
+          <w:rFonts w:ascii="Times New Roman" w:hAnsi="Times New Roman" w:cs="Times New Roman"/>
+          <w:bCs/>
+          <w:sz w:val="24"/>
+          <w:szCs w:val="24"/>
+        </w:rPr>
+        <w:t>)</w:t>
       </w:r>
     </w:p>
     <w:p>
@@ -9403,8 +10264,19 @@
           <w:sz w:val="24"/>
           <w:szCs w:val="24"/>
         </w:rPr>
-        <w:t xml:space="preserve">                    break</w:t>
-      </w:r>
+        <w:t xml:space="preserve">                    </w:t>
+      </w:r>
+      <w:proofErr w:type="gramStart"/>
+      <w:r>
+        <w:rPr>
+          <w:rFonts w:ascii="Times New Roman" w:hAnsi="Times New Roman" w:cs="Times New Roman"/>
+          <w:bCs/>
+          <w:sz w:val="24"/>
+          <w:szCs w:val="24"/>
+        </w:rPr>
+        <w:t>break</w:t>
+      </w:r>
+      <w:proofErr w:type="gramEnd"/>
     </w:p>
     <w:p>
       <w:pPr>
@@ -9547,7 +10419,27 @@
           <w:sz w:val="24"/>
           <w:szCs w:val="24"/>
         </w:rPr>
-        <w:t>def generate_css(palette):</w:t>
+        <w:t xml:space="preserve">def </w:t>
+      </w:r>
+      <w:proofErr w:type="spellStart"/>
+      <w:r>
+        <w:rPr>
+          <w:rFonts w:ascii="Times New Roman" w:hAnsi="Times New Roman" w:cs="Times New Roman"/>
+          <w:bCs/>
+          <w:sz w:val="24"/>
+          <w:szCs w:val="24"/>
+        </w:rPr>
+        <w:t>generate_css</w:t>
+      </w:r>
+      <w:proofErr w:type="spellEnd"/>
+      <w:r>
+        <w:rPr>
+          <w:rFonts w:ascii="Times New Roman" w:hAnsi="Times New Roman" w:cs="Times New Roman"/>
+          <w:bCs/>
+          <w:sz w:val="24"/>
+          <w:szCs w:val="24"/>
+        </w:rPr>
+        <w:t>(palette):</w:t>
       </w:r>
     </w:p>
     <w:p>
@@ -9571,7 +10463,47 @@
           <w:sz w:val="24"/>
           <w:szCs w:val="24"/>
         </w:rPr>
-        <w:t xml:space="preserve">    css = f"""</w:t>
+        <w:t xml:space="preserve">    </w:t>
+      </w:r>
+      <w:proofErr w:type="spellStart"/>
+      <w:r>
+        <w:rPr>
+          <w:rFonts w:ascii="Times New Roman" w:hAnsi="Times New Roman" w:cs="Times New Roman"/>
+          <w:bCs/>
+          <w:sz w:val="24"/>
+          <w:szCs w:val="24"/>
+        </w:rPr>
+        <w:t>css</w:t>
+      </w:r>
+      <w:proofErr w:type="spellEnd"/>
+      <w:r>
+        <w:rPr>
+          <w:rFonts w:ascii="Times New Roman" w:hAnsi="Times New Roman" w:cs="Times New Roman"/>
+          <w:bCs/>
+          <w:sz w:val="24"/>
+          <w:szCs w:val="24"/>
+        </w:rPr>
+        <w:t xml:space="preserve"> = </w:t>
+      </w:r>
+      <w:proofErr w:type="gramStart"/>
+      <w:r>
+        <w:rPr>
+          <w:rFonts w:ascii="Times New Roman" w:hAnsi="Times New Roman" w:cs="Times New Roman"/>
+          <w:bCs/>
+          <w:sz w:val="24"/>
+          <w:szCs w:val="24"/>
+        </w:rPr>
+        <w:t>f""</w:t>
+      </w:r>
+      <w:proofErr w:type="gramEnd"/>
+      <w:r>
+        <w:rPr>
+          <w:rFonts w:ascii="Times New Roman" w:hAnsi="Times New Roman" w:cs="Times New Roman"/>
+          <w:bCs/>
+          <w:sz w:val="24"/>
+          <w:szCs w:val="24"/>
+        </w:rPr>
+        <w:t>"</w:t>
       </w:r>
     </w:p>
     <w:p>
@@ -9619,8 +10551,39 @@
           <w:sz w:val="24"/>
           <w:szCs w:val="24"/>
         </w:rPr>
-        <w:t xml:space="preserve">        background: {palette['primary']};</w:t>
-      </w:r>
+        <w:t xml:space="preserve">        </w:t>
+      </w:r>
+      <w:proofErr w:type="gramStart"/>
+      <w:r>
+        <w:rPr>
+          <w:rFonts w:ascii="Times New Roman" w:hAnsi="Times New Roman" w:cs="Times New Roman"/>
+          <w:bCs/>
+          <w:sz w:val="24"/>
+          <w:szCs w:val="24"/>
+        </w:rPr>
+        <w:t>background: {</w:t>
+      </w:r>
+      <w:proofErr w:type="gramEnd"/>
+      <w:r>
+        <w:rPr>
+          <w:rFonts w:ascii="Times New Roman" w:hAnsi="Times New Roman" w:cs="Times New Roman"/>
+          <w:bCs/>
+          <w:sz w:val="24"/>
+          <w:szCs w:val="24"/>
+        </w:rPr>
+        <w:t>palette['primary']</w:t>
+      </w:r>
+      <w:proofErr w:type="gramStart"/>
+      <w:r>
+        <w:rPr>
+          <w:rFonts w:ascii="Times New Roman" w:hAnsi="Times New Roman" w:cs="Times New Roman"/>
+          <w:bCs/>
+          <w:sz w:val="24"/>
+          <w:szCs w:val="24"/>
+        </w:rPr>
+        <w:t>};</w:t>
+      </w:r>
+      <w:proofErr w:type="gramEnd"/>
     </w:p>
     <w:p>
       <w:pPr>
@@ -9643,8 +10606,19 @@
           <w:sz w:val="24"/>
           <w:szCs w:val="24"/>
         </w:rPr>
-        <w:t xml:space="preserve">        color: white;</w:t>
-      </w:r>
+        <w:t xml:space="preserve">        color: </w:t>
+      </w:r>
+      <w:proofErr w:type="gramStart"/>
+      <w:r>
+        <w:rPr>
+          <w:rFonts w:ascii="Times New Roman" w:hAnsi="Times New Roman" w:cs="Times New Roman"/>
+          <w:bCs/>
+          <w:sz w:val="24"/>
+          <w:szCs w:val="24"/>
+        </w:rPr>
+        <w:t>white;</w:t>
+      </w:r>
+      <w:proofErr w:type="gramEnd"/>
     </w:p>
     <w:p>
       <w:pPr>
@@ -9667,8 +10641,19 @@
           <w:sz w:val="24"/>
           <w:szCs w:val="24"/>
         </w:rPr>
-        <w:t xml:space="preserve">        font-family: Arial, sans-serif;</w:t>
-      </w:r>
+        <w:t xml:space="preserve">        font-family: Arial, sans-</w:t>
+      </w:r>
+      <w:proofErr w:type="gramStart"/>
+      <w:r>
+        <w:rPr>
+          <w:rFonts w:ascii="Times New Roman" w:hAnsi="Times New Roman" w:cs="Times New Roman"/>
+          <w:bCs/>
+          <w:sz w:val="24"/>
+          <w:szCs w:val="24"/>
+        </w:rPr>
+        <w:t>serif;</w:t>
+      </w:r>
+      <w:proofErr w:type="gramEnd"/>
     </w:p>
     <w:p>
       <w:pPr>
@@ -9731,8 +10716,19 @@
           <w:sz w:val="24"/>
           <w:szCs w:val="24"/>
         </w:rPr>
-        <w:t xml:space="preserve">    header {{</w:t>
-      </w:r>
+        <w:t xml:space="preserve">    </w:t>
+      </w:r>
+      <w:proofErr w:type="gramStart"/>
+      <w:r>
+        <w:rPr>
+          <w:rFonts w:ascii="Times New Roman" w:hAnsi="Times New Roman" w:cs="Times New Roman"/>
+          <w:bCs/>
+          <w:sz w:val="24"/>
+          <w:szCs w:val="24"/>
+        </w:rPr>
+        <w:t>header {{</w:t>
+      </w:r>
+      <w:proofErr w:type="gramEnd"/>
     </w:p>
     <w:p>
       <w:pPr>
@@ -9755,8 +10751,39 @@
           <w:sz w:val="24"/>
           <w:szCs w:val="24"/>
         </w:rPr>
-        <w:t xml:space="preserve">        background: {palette['secondary']};</w:t>
-      </w:r>
+        <w:t xml:space="preserve">        </w:t>
+      </w:r>
+      <w:proofErr w:type="gramStart"/>
+      <w:r>
+        <w:rPr>
+          <w:rFonts w:ascii="Times New Roman" w:hAnsi="Times New Roman" w:cs="Times New Roman"/>
+          <w:bCs/>
+          <w:sz w:val="24"/>
+          <w:szCs w:val="24"/>
+        </w:rPr>
+        <w:t>background: {</w:t>
+      </w:r>
+      <w:proofErr w:type="gramEnd"/>
+      <w:r>
+        <w:rPr>
+          <w:rFonts w:ascii="Times New Roman" w:hAnsi="Times New Roman" w:cs="Times New Roman"/>
+          <w:bCs/>
+          <w:sz w:val="24"/>
+          <w:szCs w:val="24"/>
+        </w:rPr>
+        <w:t>palette['secondary']</w:t>
+      </w:r>
+      <w:proofErr w:type="gramStart"/>
+      <w:r>
+        <w:rPr>
+          <w:rFonts w:ascii="Times New Roman" w:hAnsi="Times New Roman" w:cs="Times New Roman"/>
+          <w:bCs/>
+          <w:sz w:val="24"/>
+          <w:szCs w:val="24"/>
+        </w:rPr>
+        <w:t>};</w:t>
+      </w:r>
+      <w:proofErr w:type="gramEnd"/>
     </w:p>
     <w:p>
       <w:pPr>
@@ -9779,8 +10806,19 @@
           <w:sz w:val="24"/>
           <w:szCs w:val="24"/>
         </w:rPr>
-        <w:t xml:space="preserve">        padding: 20px;</w:t>
-      </w:r>
+        <w:t xml:space="preserve">        padding: </w:t>
+      </w:r>
+      <w:proofErr w:type="gramStart"/>
+      <w:r>
+        <w:rPr>
+          <w:rFonts w:ascii="Times New Roman" w:hAnsi="Times New Roman" w:cs="Times New Roman"/>
+          <w:bCs/>
+          <w:sz w:val="24"/>
+          <w:szCs w:val="24"/>
+        </w:rPr>
+        <w:t>20px;</w:t>
+      </w:r>
+      <w:proofErr w:type="gramEnd"/>
     </w:p>
     <w:p>
       <w:pPr>
@@ -9803,8 +10841,19 @@
           <w:sz w:val="24"/>
           <w:szCs w:val="24"/>
         </w:rPr>
-        <w:t xml:space="preserve">        text-align: center;</w:t>
-      </w:r>
+        <w:t xml:space="preserve">        text-align: </w:t>
+      </w:r>
+      <w:proofErr w:type="gramStart"/>
+      <w:r>
+        <w:rPr>
+          <w:rFonts w:ascii="Times New Roman" w:hAnsi="Times New Roman" w:cs="Times New Roman"/>
+          <w:bCs/>
+          <w:sz w:val="24"/>
+          <w:szCs w:val="24"/>
+        </w:rPr>
+        <w:t>center;</w:t>
+      </w:r>
+      <w:proofErr w:type="gramEnd"/>
     </w:p>
     <w:p>
       <w:pPr>
@@ -9890,8 +10939,19 @@
           <w:sz w:val="24"/>
           <w:szCs w:val="24"/>
         </w:rPr>
-        <w:t xml:space="preserve">        padding: 40px;</w:t>
-      </w:r>
+        <w:t xml:space="preserve">        padding: </w:t>
+      </w:r>
+      <w:proofErr w:type="gramStart"/>
+      <w:r>
+        <w:rPr>
+          <w:rFonts w:ascii="Times New Roman" w:hAnsi="Times New Roman" w:cs="Times New Roman"/>
+          <w:bCs/>
+          <w:sz w:val="24"/>
+          <w:szCs w:val="24"/>
+        </w:rPr>
+        <w:t>40px;</w:t>
+      </w:r>
+      <w:proofErr w:type="gramEnd"/>
     </w:p>
     <w:p>
       <w:pPr>
@@ -9962,8 +11022,19 @@
           <w:sz w:val="24"/>
           <w:szCs w:val="24"/>
         </w:rPr>
-        <w:t xml:space="preserve">    return css</w:t>
-      </w:r>
+        <w:t xml:space="preserve">    return </w:t>
+      </w:r>
+      <w:proofErr w:type="spellStart"/>
+      <w:r>
+        <w:rPr>
+          <w:rFonts w:ascii="Times New Roman" w:hAnsi="Times New Roman" w:cs="Times New Roman"/>
+          <w:bCs/>
+          <w:sz w:val="24"/>
+          <w:szCs w:val="24"/>
+        </w:rPr>
+        <w:t>css</w:t>
+      </w:r>
+      <w:proofErr w:type="spellEnd"/>
     </w:p>
     <w:p>
       <w:pPr>
@@ -10063,7 +11134,27 @@
           <w:sz w:val="24"/>
           <w:szCs w:val="24"/>
         </w:rPr>
-        <w:t>def generate_html(style):</w:t>
+        <w:t xml:space="preserve">def </w:t>
+      </w:r>
+      <w:proofErr w:type="spellStart"/>
+      <w:r>
+        <w:rPr>
+          <w:rFonts w:ascii="Times New Roman" w:hAnsi="Times New Roman" w:cs="Times New Roman"/>
+          <w:bCs/>
+          <w:sz w:val="24"/>
+          <w:szCs w:val="24"/>
+        </w:rPr>
+        <w:t>generate_html</w:t>
+      </w:r>
+      <w:proofErr w:type="spellEnd"/>
+      <w:r>
+        <w:rPr>
+          <w:rFonts w:ascii="Times New Roman" w:hAnsi="Times New Roman" w:cs="Times New Roman"/>
+          <w:bCs/>
+          <w:sz w:val="24"/>
+          <w:szCs w:val="24"/>
+        </w:rPr>
+        <w:t>(style):</w:t>
       </w:r>
       <w:r>
         <w:rPr>
@@ -10073,7 +11164,27 @@
           <w:szCs w:val="24"/>
         </w:rPr>
         <w:br/>
-        <w:t>colors = generate_palette(style)</w:t>
+        <w:t xml:space="preserve">colors = </w:t>
+      </w:r>
+      <w:proofErr w:type="spellStart"/>
+      <w:r>
+        <w:rPr>
+          <w:rFonts w:ascii="Times New Roman" w:hAnsi="Times New Roman" w:cs="Times New Roman"/>
+          <w:bCs/>
+          <w:sz w:val="24"/>
+          <w:szCs w:val="24"/>
+        </w:rPr>
+        <w:t>generate_palette</w:t>
+      </w:r>
+      <w:proofErr w:type="spellEnd"/>
+      <w:r>
+        <w:rPr>
+          <w:rFonts w:ascii="Times New Roman" w:hAnsi="Times New Roman" w:cs="Times New Roman"/>
+          <w:bCs/>
+          <w:sz w:val="24"/>
+          <w:szCs w:val="24"/>
+        </w:rPr>
+        <w:t>(style)</w:t>
       </w:r>
       <w:r>
         <w:rPr>
@@ -11631,7 +12742,43 @@
           <w:sz w:val="24"/>
           <w:szCs w:val="24"/>
         </w:rPr>
-        <w:t>This project presented the development of an AI-assisted web design tool called HTML Quick-Styler, which automates the generation of modern website templates. The system demonstrates how artificial intelligence can be integrated with web technologies to simplify the website development process. By using the Transformers library and the IBM Granite language model, the system is capable of generating structured web layouts and design elements based on user input. The Gradio interface further improves accessibility by allowing users to interact with the system through a simple graphical environment. This combination of AI and interactive design makes the tool easy to use even for individuals with limited programming knowledge. The project also introduced several useful features such as automatic template generation, dynamic color palette creation, and image selection based on keywords. These features help users create visually attractive web pages quickly without manually writing extensive HTML or CSS code.</w:t>
+        <w:t xml:space="preserve">This project presented the development of an AI-assisted web design tool called HTML Quick-Styler, which automates the generation of modern website templates. The system demonstrates how artificial intelligence can be integrated with web technologies to simplify the website development process. By using the Transformers library and the IBM Granite language model, the system </w:t>
+      </w:r>
+      <w:proofErr w:type="gramStart"/>
+      <w:r>
+        <w:rPr>
+          <w:rFonts w:ascii="Times New Roman" w:hAnsi="Times New Roman" w:cs="Times New Roman"/>
+          <w:sz w:val="24"/>
+          <w:szCs w:val="24"/>
+        </w:rPr>
+        <w:t>is capable of generating</w:t>
+      </w:r>
+      <w:proofErr w:type="gramEnd"/>
+      <w:r>
+        <w:rPr>
+          <w:rFonts w:ascii="Times New Roman" w:hAnsi="Times New Roman" w:cs="Times New Roman"/>
+          <w:sz w:val="24"/>
+          <w:szCs w:val="24"/>
+        </w:rPr>
+        <w:t xml:space="preserve"> structured web layouts and design elements based on user input. The </w:t>
+      </w:r>
+      <w:proofErr w:type="spellStart"/>
+      <w:r>
+        <w:rPr>
+          <w:rFonts w:ascii="Times New Roman" w:hAnsi="Times New Roman" w:cs="Times New Roman"/>
+          <w:sz w:val="24"/>
+          <w:szCs w:val="24"/>
+        </w:rPr>
+        <w:t>Gradio</w:t>
+      </w:r>
+      <w:proofErr w:type="spellEnd"/>
+      <w:r>
+        <w:rPr>
+          <w:rFonts w:ascii="Times New Roman" w:hAnsi="Times New Roman" w:cs="Times New Roman"/>
+          <w:sz w:val="24"/>
+          <w:szCs w:val="24"/>
+        </w:rPr>
+        <w:t xml:space="preserve"> interface further improves accessibility by allowing users to interact with the system through a simple graphical environment. This combination of AI and interactive design makes the tool easy to use even for individuals with limited programming knowledge. The project also introduced several useful features such as automatic template generation, dynamic color palette creation, and image selection based on keywords. These features help users create visually attractive web pages quickly without manually writing extensive HTML or CSS code.</w:t>
       </w:r>
     </w:p>
     <w:p>
